--- a/docs/项目计划书.docx
+++ b/docs/项目计划书.docx
@@ -769,6 +769,7 @@
           <w:numId w:val="2"/>
         </w:numPr>
         <w:rPr>
+          <w:rFonts w:hint="eastAsia"/>
           <w:sz w:val="28"/>
           <w:szCs w:val="28"/>
         </w:rPr>
@@ -1073,47 +1074,141 @@
     <w:p>
       <w:pPr>
         <w:rPr>
-          <w:sz w:val="28"/>
-          <w:szCs w:val="28"/>
-        </w:rPr>
-      </w:pPr>
-      <w:r>
-        <w:rPr>
-          <w:rFonts w:hint="eastAsia"/>
-          <w:sz w:val="28"/>
-          <w:szCs w:val="28"/>
-        </w:rPr>
-        <w:t>运行平台：</w:t>
-      </w:r>
-      <w:r>
-        <w:rPr>
-          <w:rFonts w:hint="eastAsia"/>
-          <w:sz w:val="28"/>
-          <w:szCs w:val="28"/>
-        </w:rPr>
-        <w:t>（1）客户端，</w:t>
-      </w:r>
-      <w:r>
-        <w:rPr>
-          <w:rFonts w:hint="eastAsia"/>
-          <w:sz w:val="28"/>
-          <w:szCs w:val="28"/>
-        </w:rPr>
-        <w:t>windows x64 26H2、Android（安卓）、IOS</w:t>
-      </w:r>
-    </w:p>
-    <w:p>
-      <w:pPr>
-        <w:rPr>
-          <w:rFonts w:hint="eastAsia"/>
-          <w:sz w:val="28"/>
-          <w:szCs w:val="28"/>
-        </w:rPr>
-      </w:pPr>
-      <w:r>
-        <w:rPr>
-          <w:sz w:val="28"/>
-          <w:szCs w:val="28"/>
+          <w:rFonts w:hint="eastAsia"/>
+          <w:sz w:val="28"/>
+          <w:szCs w:val="28"/>
+          <w:lang w:val="fr-FR"/>
+        </w:rPr>
+      </w:pPr>
+      <w:r>
+        <w:rPr>
+          <w:rFonts w:hint="eastAsia"/>
+          <w:sz w:val="28"/>
+          <w:szCs w:val="28"/>
+        </w:rPr>
+        <w:t>运行平台</w:t>
+      </w:r>
+      <w:r>
+        <w:rPr>
+          <w:rFonts w:hint="eastAsia"/>
+          <w:sz w:val="28"/>
+          <w:szCs w:val="28"/>
+          <w:lang w:val="fr-FR"/>
+        </w:rPr>
+        <w:t>：</w:t>
+      </w:r>
+      <w:r>
+        <w:rPr>
+          <w:rFonts w:hint="eastAsia"/>
+          <w:sz w:val="28"/>
+          <w:szCs w:val="28"/>
+          <w:lang w:val="fr-FR"/>
+        </w:rPr>
+        <w:t>（1）</w:t>
+      </w:r>
+      <w:r>
+        <w:rPr>
+          <w:rFonts w:hint="eastAsia"/>
+          <w:sz w:val="28"/>
+          <w:szCs w:val="28"/>
+        </w:rPr>
+        <w:t>客户端</w:t>
+      </w:r>
+      <w:r>
+        <w:rPr>
+          <w:rFonts w:hint="eastAsia"/>
+          <w:sz w:val="28"/>
+          <w:szCs w:val="28"/>
+          <w:lang w:val="fr-FR"/>
+        </w:rPr>
+        <w:t>，</w:t>
+      </w:r>
+      <w:proofErr w:type="spellStart"/>
+      <w:r>
+        <w:rPr>
+          <w:rFonts w:hint="eastAsia"/>
+          <w:sz w:val="28"/>
+          <w:szCs w:val="28"/>
+          <w:lang w:val="fr-FR"/>
+        </w:rPr>
+        <w:t>windows</w:t>
+      </w:r>
+      <w:proofErr w:type="spellEnd"/>
+      <w:r>
+        <w:rPr>
+          <w:rFonts w:hint="eastAsia"/>
+          <w:sz w:val="28"/>
+          <w:szCs w:val="28"/>
+          <w:lang w:val="fr-FR"/>
+        </w:rPr>
+        <w:t xml:space="preserve"> x64 26H2</w:t>
+      </w:r>
+      <w:r>
+        <w:rPr>
+          <w:rFonts w:hint="eastAsia"/>
+          <w:sz w:val="28"/>
+          <w:szCs w:val="28"/>
+        </w:rPr>
+        <w:t>、</w:t>
+      </w:r>
+      <w:r>
+        <w:rPr>
+          <w:rFonts w:hint="eastAsia"/>
+          <w:sz w:val="28"/>
+          <w:szCs w:val="28"/>
+          <w:lang w:val="fr-FR"/>
+        </w:rPr>
+        <w:t>Android（</w:t>
+      </w:r>
+      <w:r>
+        <w:rPr>
+          <w:rFonts w:hint="eastAsia"/>
+          <w:sz w:val="28"/>
+          <w:szCs w:val="28"/>
+        </w:rPr>
+        <w:t>安卓</w:t>
+      </w:r>
+      <w:r>
+        <w:rPr>
+          <w:rFonts w:hint="eastAsia"/>
+          <w:sz w:val="28"/>
+          <w:szCs w:val="28"/>
+          <w:lang w:val="fr-FR"/>
+        </w:rPr>
+        <w:t>）</w:t>
+      </w:r>
+      <w:r>
+        <w:rPr>
+          <w:rFonts w:hint="eastAsia"/>
+          <w:sz w:val="28"/>
+          <w:szCs w:val="28"/>
+        </w:rPr>
+        <w:t>、</w:t>
+      </w:r>
+      <w:r>
+        <w:rPr>
+          <w:rFonts w:hint="eastAsia"/>
+          <w:sz w:val="28"/>
+          <w:szCs w:val="28"/>
+          <w:lang w:val="fr-FR"/>
+        </w:rPr>
+        <w:t>IOS</w:t>
+      </w:r>
+    </w:p>
+    <w:p>
+      <w:pPr>
+        <w:rPr>
+          <w:rFonts w:hint="eastAsia"/>
+          <w:sz w:val="28"/>
+          <w:szCs w:val="28"/>
+          <w:lang w:val="fr-FR"/>
+        </w:rPr>
+      </w:pPr>
+      <w:r>
+        <w:rPr>
+          <w:sz w:val="28"/>
+          <w:szCs w:val="28"/>
+          <w:lang w:val="fr-FR"/>
         </w:rPr>
         <w:tab/>
       </w:r>
@@ -1121,6 +1216,7 @@
         <w:rPr>
           <w:sz w:val="28"/>
           <w:szCs w:val="28"/>
+          <w:lang w:val="fr-FR"/>
         </w:rPr>
         <w:tab/>
       </w:r>
@@ -1128,6 +1224,7 @@
         <w:rPr>
           <w:sz w:val="28"/>
           <w:szCs w:val="28"/>
+          <w:lang w:val="fr-FR"/>
         </w:rPr>
         <w:tab/>
       </w:r>
@@ -1136,16 +1233,52 @@
           <w:rFonts w:hint="eastAsia"/>
           <w:sz w:val="28"/>
           <w:szCs w:val="28"/>
-        </w:rPr>
-        <w:t>（2）服务端，Ubuntu（Linux平台）</w:t>
-      </w:r>
-    </w:p>
-    <w:p>
-      <w:pPr>
-        <w:rPr>
-          <w:rFonts w:hint="eastAsia"/>
-          <w:sz w:val="28"/>
-          <w:szCs w:val="28"/>
+          <w:lang w:val="fr-FR"/>
+        </w:rPr>
+        <w:t>（2）</w:t>
+      </w:r>
+      <w:r>
+        <w:rPr>
+          <w:rFonts w:hint="eastAsia"/>
+          <w:sz w:val="28"/>
+          <w:szCs w:val="28"/>
+        </w:rPr>
+        <w:t>服务端</w:t>
+      </w:r>
+      <w:r>
+        <w:rPr>
+          <w:rFonts w:hint="eastAsia"/>
+          <w:sz w:val="28"/>
+          <w:szCs w:val="28"/>
+          <w:lang w:val="fr-FR"/>
+        </w:rPr>
+        <w:t>，Ubuntu（Linux</w:t>
+      </w:r>
+      <w:r>
+        <w:rPr>
+          <w:rFonts w:hint="eastAsia"/>
+          <w:sz w:val="28"/>
+          <w:szCs w:val="28"/>
+        </w:rPr>
+        <w:t>平台</w:t>
+      </w:r>
+      <w:r>
+        <w:rPr>
+          <w:rFonts w:hint="eastAsia"/>
+          <w:sz w:val="28"/>
+          <w:szCs w:val="28"/>
+          <w:lang w:val="fr-FR"/>
+        </w:rPr>
+        <w:t>）</w:t>
+      </w:r>
+    </w:p>
+    <w:p>
+      <w:pPr>
+        <w:rPr>
+          <w:rFonts w:hint="eastAsia"/>
+          <w:sz w:val="28"/>
+          <w:szCs w:val="28"/>
+          <w:lang w:val="fr-FR"/>
         </w:rPr>
       </w:pPr>
     </w:p>
@@ -1527,6 +1660,7 @@
           <w:numId w:val="4"/>
         </w:numPr>
         <w:rPr>
+          <w:rFonts w:hint="eastAsia"/>
           <w:sz w:val="28"/>
           <w:szCs w:val="28"/>
         </w:rPr>
@@ -1545,28 +1679,13 @@
           <w:sz w:val="28"/>
           <w:szCs w:val="28"/>
         </w:rPr>
-        <w:t>（</w:t>
-      </w:r>
-      <w:r>
-        <w:rPr>
-          <w:rFonts w:hint="eastAsia"/>
-          <w:sz w:val="28"/>
-          <w:szCs w:val="28"/>
-        </w:rPr>
-        <w:t>辜垂沛</w:t>
-      </w:r>
-      <w:r>
-        <w:rPr>
-          <w:rFonts w:hint="eastAsia"/>
-          <w:sz w:val="28"/>
-          <w:szCs w:val="28"/>
-        </w:rPr>
-        <w:t>）</w:t>
-      </w:r>
-    </w:p>
-    <w:p>
-      <w:pPr>
-        <w:rPr>
+        <w:t>（辜垂沛）</w:t>
+      </w:r>
+    </w:p>
+    <w:p>
+      <w:pPr>
+        <w:rPr>
+          <w:rFonts w:hint="eastAsia"/>
           <w:sz w:val="28"/>
           <w:szCs w:val="28"/>
         </w:rPr>
@@ -1675,6 +1794,7 @@
     <w:p>
       <w:pPr>
         <w:rPr>
+          <w:rFonts w:hint="eastAsia"/>
           <w:sz w:val="28"/>
           <w:szCs w:val="28"/>
         </w:rPr>
@@ -1699,6 +1819,7 @@
     <w:p>
       <w:pPr>
         <w:rPr>
+          <w:rFonts w:hint="eastAsia"/>
           <w:sz w:val="28"/>
           <w:szCs w:val="28"/>
         </w:rPr>
@@ -1715,6 +1836,7 @@
     <w:p>
       <w:pPr>
         <w:rPr>
+          <w:rFonts w:hint="eastAsia"/>
           <w:sz w:val="28"/>
           <w:szCs w:val="28"/>
         </w:rPr>
@@ -1780,33 +1902,18 @@
     <w:p>
       <w:pPr>
         <w:rPr>
-          <w:sz w:val="28"/>
-          <w:szCs w:val="28"/>
-        </w:rPr>
-      </w:pPr>
-      <w:r>
-        <w:rPr>
-          <w:rFonts w:hint="eastAsia"/>
-          <w:sz w:val="28"/>
-          <w:szCs w:val="28"/>
-        </w:rPr>
-        <w:t>视频文件：</w:t>
-      </w:r>
-      <w:r>
-        <w:rPr>
-          <w:rFonts w:hint="eastAsia"/>
-          <w:sz w:val="28"/>
-          <w:szCs w:val="28"/>
-        </w:rPr>
-        <w:t>文件名、文件路径、文件大小</w:t>
-      </w:r>
-      <w:r>
-        <w:rPr>
-          <w:rFonts w:hint="eastAsia"/>
-          <w:sz w:val="28"/>
-          <w:szCs w:val="28"/>
-        </w:rPr>
-        <w:t>、视频作者、分辨率</w:t>
+          <w:rFonts w:hint="eastAsia"/>
+          <w:sz w:val="28"/>
+          <w:szCs w:val="28"/>
+        </w:rPr>
+      </w:pPr>
+      <w:r>
+        <w:rPr>
+          <w:rFonts w:hint="eastAsia"/>
+          <w:sz w:val="28"/>
+          <w:szCs w:val="28"/>
+        </w:rPr>
+        <w:t>视频文件：文件名、文件路径、文件大小、视频作者、分辨率</w:t>
       </w:r>
       <w:r>
         <w:rPr>
@@ -1867,6 +1974,7 @@
           <w:numId w:val="4"/>
         </w:numPr>
         <w:rPr>
+          <w:rFonts w:hint="eastAsia"/>
           <w:sz w:val="28"/>
           <w:szCs w:val="28"/>
         </w:rPr>
@@ -1885,23 +1993,7 @@
           <w:sz w:val="28"/>
           <w:szCs w:val="28"/>
         </w:rPr>
-        <w:t>（</w:t>
-      </w:r>
-      <w:r>
-        <w:rPr>
-          <w:rFonts w:hint="eastAsia"/>
-          <w:sz w:val="28"/>
-          <w:szCs w:val="28"/>
-        </w:rPr>
-        <w:t>辜垂沛</w:t>
-      </w:r>
-      <w:r>
-        <w:rPr>
-          <w:rFonts w:hint="eastAsia"/>
-          <w:sz w:val="28"/>
-          <w:szCs w:val="28"/>
-        </w:rPr>
-        <w:t>）</w:t>
+        <w:t>（辜垂沛）</w:t>
       </w:r>
     </w:p>
     <w:p>
@@ -1924,6 +2016,7 @@
     <w:p>
       <w:pPr>
         <w:rPr>
+          <w:rFonts w:hint="eastAsia"/>
           <w:sz w:val="28"/>
           <w:szCs w:val="28"/>
         </w:rPr>
@@ -1971,6 +2064,7 @@
           <w:numId w:val="4"/>
         </w:numPr>
         <w:rPr>
+          <w:rFonts w:hint="eastAsia"/>
           <w:sz w:val="28"/>
           <w:szCs w:val="28"/>
         </w:rPr>
@@ -2009,6 +2103,7 @@
           <w:numId w:val="6"/>
         </w:numPr>
         <w:rPr>
+          <w:rFonts w:hint="eastAsia"/>
           <w:sz w:val="28"/>
           <w:szCs w:val="28"/>
         </w:rPr>
@@ -2051,6 +2146,7 @@
     <w:p>
       <w:pPr>
         <w:rPr>
+          <w:rFonts w:hint="eastAsia"/>
           <w:sz w:val="28"/>
           <w:szCs w:val="28"/>
         </w:rPr>
@@ -2098,6 +2194,7 @@
           <w:numId w:val="6"/>
         </w:numPr>
         <w:rPr>
+          <w:rFonts w:hint="eastAsia"/>
           <w:sz w:val="28"/>
           <w:szCs w:val="28"/>
         </w:rPr>
@@ -2114,6 +2211,7 @@
     <w:p>
       <w:pPr>
         <w:rPr>
+          <w:rFonts w:hint="eastAsia"/>
           <w:sz w:val="28"/>
           <w:szCs w:val="28"/>
         </w:rPr>
@@ -2179,6 +2277,7 @@
           <w:numId w:val="4"/>
         </w:numPr>
         <w:rPr>
+          <w:rFonts w:hint="eastAsia"/>
           <w:sz w:val="28"/>
           <w:szCs w:val="28"/>
         </w:rPr>
@@ -2197,28 +2296,13 @@
           <w:sz w:val="28"/>
           <w:szCs w:val="28"/>
         </w:rPr>
-        <w:t>（</w:t>
-      </w:r>
-      <w:r>
-        <w:rPr>
-          <w:rFonts w:hint="eastAsia"/>
-          <w:sz w:val="28"/>
-          <w:szCs w:val="28"/>
-        </w:rPr>
-        <w:t>邓志鸿</w:t>
-      </w:r>
-      <w:r>
-        <w:rPr>
-          <w:rFonts w:hint="eastAsia"/>
-          <w:sz w:val="28"/>
-          <w:szCs w:val="28"/>
-        </w:rPr>
-        <w:t>）</w:t>
-      </w:r>
-    </w:p>
-    <w:p>
-      <w:pPr>
-        <w:rPr>
+        <w:t>（邓志鸿）</w:t>
+      </w:r>
+    </w:p>
+    <w:p>
+      <w:pPr>
+        <w:rPr>
+          <w:rFonts w:hint="eastAsia"/>
           <w:sz w:val="28"/>
           <w:szCs w:val="28"/>
         </w:rPr>
@@ -2333,66 +2417,1006 @@
           <w:sz w:val="28"/>
           <w:szCs w:val="28"/>
         </w:rPr>
+        <w:t>（梁兴邦）</w:t>
+      </w:r>
+    </w:p>
+    <w:p>
+      <w:pPr>
+        <w:rPr>
+          <w:rFonts w:hint="eastAsia"/>
+          <w:sz w:val="28"/>
+          <w:szCs w:val="28"/>
+        </w:rPr>
+      </w:pPr>
+      <w:r>
+        <w:rPr>
+          <w:rFonts w:hint="eastAsia"/>
+          <w:sz w:val="28"/>
+          <w:szCs w:val="28"/>
+        </w:rPr>
+        <w:t>开发语言：Dart + Flutter</w:t>
+      </w:r>
+    </w:p>
+    <w:p>
+      <w:pPr>
+        <w:rPr>
+          <w:rFonts w:hint="eastAsia"/>
+          <w:sz w:val="28"/>
+          <w:szCs w:val="28"/>
+        </w:rPr>
+      </w:pPr>
+      <w:r>
+        <w:rPr>
+          <w:rFonts w:hint="eastAsia"/>
+          <w:sz w:val="28"/>
+          <w:szCs w:val="28"/>
+        </w:rPr>
+        <w:t>主要内容：设计UI，并编写UI控件的事件驱动</w:t>
+      </w:r>
+    </w:p>
+    <w:p>
+      <w:pPr>
+        <w:rPr>
+          <w:rFonts w:hint="eastAsia"/>
+          <w:sz w:val="28"/>
+          <w:szCs w:val="28"/>
+        </w:rPr>
+      </w:pPr>
+    </w:p>
+    <w:p>
+      <w:pPr>
+        <w:pStyle w:val="a9"/>
+        <w:numPr>
+          <w:ilvl w:val="0"/>
+          <w:numId w:val="1"/>
+        </w:numPr>
+        <w:rPr>
+          <w:sz w:val="28"/>
+          <w:szCs w:val="28"/>
+        </w:rPr>
+      </w:pPr>
+      <w:r>
+        <w:rPr>
+          <w:rFonts w:hint="eastAsia"/>
+          <w:sz w:val="28"/>
+          <w:szCs w:val="28"/>
+        </w:rPr>
+        <w:t>项目文件结构</w:t>
+      </w:r>
+    </w:p>
+    <w:p>
+      <w:pPr>
+        <w:rPr>
+          <w:rFonts w:hint="eastAsia"/>
+          <w:sz w:val="28"/>
+          <w:szCs w:val="28"/>
+        </w:rPr>
+      </w:pPr>
+      <w:proofErr w:type="gramStart"/>
+      <w:r>
+        <w:rPr>
+          <w:rFonts w:hint="eastAsia"/>
+          <w:sz w:val="28"/>
+          <w:szCs w:val="28"/>
+        </w:rPr>
+        <w:t>D:</w:t>
+      </w:r>
+      <w:r>
+        <w:rPr>
+          <w:rFonts w:hint="eastAsia"/>
+          <w:sz w:val="28"/>
+          <w:szCs w:val="28"/>
+        </w:rPr>
+        <w:t>..</w:t>
+      </w:r>
+      <w:proofErr w:type="gramEnd"/>
+    </w:p>
+    <w:p>
+      <w:pPr>
+        <w:rPr>
+          <w:rFonts w:hint="eastAsia"/>
+          <w:sz w:val="28"/>
+          <w:szCs w:val="28"/>
+        </w:rPr>
+      </w:pPr>
+      <w:r>
+        <w:rPr>
+          <w:rFonts w:hint="eastAsia"/>
+          <w:sz w:val="28"/>
+          <w:szCs w:val="28"/>
+        </w:rPr>
+        <w:t>├─build</w:t>
+      </w:r>
+      <w:r>
+        <w:rPr>
+          <w:rFonts w:hint="eastAsia"/>
+          <w:sz w:val="28"/>
+          <w:szCs w:val="28"/>
+        </w:rPr>
+        <w:t>（生成的文件）</w:t>
+      </w:r>
+    </w:p>
+    <w:p>
+      <w:pPr>
+        <w:rPr>
+          <w:rFonts w:hint="eastAsia"/>
+          <w:sz w:val="28"/>
+          <w:szCs w:val="28"/>
+        </w:rPr>
+      </w:pPr>
+      <w:r>
+        <w:rPr>
+          <w:rFonts w:hint="eastAsia"/>
+          <w:sz w:val="28"/>
+          <w:szCs w:val="28"/>
+        </w:rPr>
+        <w:lastRenderedPageBreak/>
+        <w:t>├─docs</w:t>
+      </w:r>
+      <w:r>
+        <w:rPr>
+          <w:rFonts w:hint="eastAsia"/>
+          <w:sz w:val="28"/>
+          <w:szCs w:val="28"/>
+        </w:rPr>
+        <w:t>（文档）</w:t>
+      </w:r>
+    </w:p>
+    <w:p>
+      <w:pPr>
+        <w:rPr>
+          <w:rFonts w:hint="eastAsia"/>
+          <w:sz w:val="28"/>
+          <w:szCs w:val="28"/>
+        </w:rPr>
+      </w:pPr>
+      <w:r>
+        <w:rPr>
+          <w:rFonts w:hint="eastAsia"/>
+          <w:sz w:val="28"/>
+          <w:szCs w:val="28"/>
+        </w:rPr>
+        <w:t>├─examples</w:t>
+      </w:r>
+      <w:r>
+        <w:rPr>
+          <w:rFonts w:hint="eastAsia"/>
+          <w:sz w:val="28"/>
+          <w:szCs w:val="28"/>
+        </w:rPr>
+        <w:t>（示例）</w:t>
+      </w:r>
+    </w:p>
+    <w:p>
+      <w:pPr>
+        <w:rPr>
+          <w:rFonts w:hint="eastAsia"/>
+          <w:sz w:val="28"/>
+          <w:szCs w:val="28"/>
+        </w:rPr>
+      </w:pPr>
+      <w:r>
+        <w:rPr>
+          <w:rFonts w:hint="eastAsia"/>
+          <w:sz w:val="28"/>
+          <w:szCs w:val="28"/>
+        </w:rPr>
+        <w:t>├─Layering</w:t>
+      </w:r>
+    </w:p>
+    <w:p>
+      <w:pPr>
+        <w:rPr>
+          <w:rFonts w:hint="eastAsia"/>
+          <w:sz w:val="28"/>
+          <w:szCs w:val="28"/>
+        </w:rPr>
+      </w:pPr>
+      <w:r>
+        <w:rPr>
+          <w:rFonts w:hint="eastAsia"/>
+          <w:sz w:val="28"/>
+          <w:szCs w:val="28"/>
+        </w:rPr>
+        <w:t>│  ├─business</w:t>
+      </w:r>
+      <w:r>
+        <w:rPr>
+          <w:rFonts w:hint="eastAsia"/>
+          <w:sz w:val="28"/>
+          <w:szCs w:val="28"/>
+        </w:rPr>
+        <w:t>（业务层）</w:t>
+      </w:r>
+    </w:p>
+    <w:p>
+      <w:pPr>
+        <w:rPr>
+          <w:rFonts w:hint="eastAsia"/>
+          <w:sz w:val="28"/>
+          <w:szCs w:val="28"/>
+        </w:rPr>
+      </w:pPr>
+      <w:proofErr w:type="gramStart"/>
+      <w:r>
+        <w:rPr>
+          <w:rFonts w:hint="eastAsia"/>
+          <w:sz w:val="28"/>
+          <w:szCs w:val="28"/>
+        </w:rPr>
+        <w:t xml:space="preserve">│  │  </w:t>
+      </w:r>
+      <w:proofErr w:type="gramEnd"/>
+      <w:r>
+        <w:rPr>
+          <w:rFonts w:hint="eastAsia"/>
+          <w:sz w:val="28"/>
+          <w:szCs w:val="28"/>
+        </w:rPr>
+        <w:t>├─core</w:t>
+      </w:r>
+      <w:r>
+        <w:rPr>
+          <w:rFonts w:hint="eastAsia"/>
+          <w:sz w:val="28"/>
+          <w:szCs w:val="28"/>
+        </w:rPr>
+        <w:t>（核心部分，解码部分）</w:t>
+      </w:r>
+    </w:p>
+    <w:p>
+      <w:pPr>
+        <w:rPr>
+          <w:rFonts w:hint="eastAsia"/>
+          <w:sz w:val="28"/>
+          <w:szCs w:val="28"/>
+        </w:rPr>
+      </w:pPr>
+      <w:proofErr w:type="gramStart"/>
+      <w:r>
+        <w:rPr>
+          <w:rFonts w:hint="eastAsia"/>
+          <w:sz w:val="28"/>
+          <w:szCs w:val="28"/>
+        </w:rPr>
+        <w:t xml:space="preserve">│  │  </w:t>
+      </w:r>
+      <w:proofErr w:type="gramEnd"/>
+      <w:r>
+        <w:rPr>
+          <w:rFonts w:hint="eastAsia"/>
+          <w:sz w:val="28"/>
+          <w:szCs w:val="28"/>
+        </w:rPr>
+        <w:t>│  ├─include</w:t>
+      </w:r>
+    </w:p>
+    <w:p>
+      <w:pPr>
+        <w:rPr>
+          <w:rFonts w:hint="eastAsia"/>
+          <w:sz w:val="28"/>
+          <w:szCs w:val="28"/>
+        </w:rPr>
+      </w:pPr>
+      <w:proofErr w:type="gramStart"/>
+      <w:r>
+        <w:rPr>
+          <w:rFonts w:hint="eastAsia"/>
+          <w:sz w:val="28"/>
+          <w:szCs w:val="28"/>
+        </w:rPr>
+        <w:t xml:space="preserve">│  │  </w:t>
+      </w:r>
+      <w:proofErr w:type="gramEnd"/>
+      <w:r>
+        <w:rPr>
+          <w:rFonts w:hint="eastAsia"/>
+          <w:sz w:val="28"/>
+          <w:szCs w:val="28"/>
+        </w:rPr>
+        <w:t>│  └─</w:t>
+      </w:r>
+      <w:proofErr w:type="spellStart"/>
+      <w:r>
+        <w:rPr>
+          <w:rFonts w:hint="eastAsia"/>
+          <w:sz w:val="28"/>
+          <w:szCs w:val="28"/>
+        </w:rPr>
+        <w:t>src</w:t>
+      </w:r>
+      <w:proofErr w:type="spellEnd"/>
+    </w:p>
+    <w:p>
+      <w:pPr>
+        <w:rPr>
+          <w:rFonts w:hint="eastAsia"/>
+          <w:sz w:val="28"/>
+          <w:szCs w:val="28"/>
+        </w:rPr>
+      </w:pPr>
+      <w:proofErr w:type="gramStart"/>
+      <w:r>
+        <w:rPr>
+          <w:rFonts w:hint="eastAsia"/>
+          <w:sz w:val="28"/>
+          <w:szCs w:val="28"/>
+        </w:rPr>
+        <w:t xml:space="preserve">│  │  </w:t>
+      </w:r>
+      <w:proofErr w:type="gramEnd"/>
+      <w:r>
+        <w:rPr>
+          <w:rFonts w:hint="eastAsia"/>
+          <w:sz w:val="28"/>
+          <w:szCs w:val="28"/>
+        </w:rPr>
+        <w:t>└─network</w:t>
+      </w:r>
+      <w:r>
+        <w:rPr>
+          <w:rFonts w:hint="eastAsia"/>
+          <w:sz w:val="28"/>
+          <w:szCs w:val="28"/>
+        </w:rPr>
+        <w:t>（网络部分）</w:t>
+      </w:r>
+    </w:p>
+    <w:p>
+      <w:pPr>
+        <w:rPr>
+          <w:rFonts w:hint="eastAsia"/>
+          <w:sz w:val="28"/>
+          <w:szCs w:val="28"/>
+        </w:rPr>
+      </w:pPr>
+      <w:r>
+        <w:rPr>
+          <w:rFonts w:hint="eastAsia"/>
+          <w:sz w:val="28"/>
+          <w:szCs w:val="28"/>
+        </w:rPr>
+        <w:t>│  │      ├─include</w:t>
+      </w:r>
+    </w:p>
+    <w:p>
+      <w:pPr>
+        <w:rPr>
+          <w:rFonts w:hint="eastAsia"/>
+          <w:sz w:val="28"/>
+          <w:szCs w:val="28"/>
+        </w:rPr>
+      </w:pPr>
+      <w:r>
+        <w:rPr>
+          <w:rFonts w:hint="eastAsia"/>
+          <w:sz w:val="28"/>
+          <w:szCs w:val="28"/>
+        </w:rPr>
+        <w:t>│  │      └─</w:t>
+      </w:r>
+      <w:proofErr w:type="spellStart"/>
+      <w:r>
+        <w:rPr>
+          <w:rFonts w:hint="eastAsia"/>
+          <w:sz w:val="28"/>
+          <w:szCs w:val="28"/>
+        </w:rPr>
+        <w:t>src</w:t>
+      </w:r>
+      <w:proofErr w:type="spellEnd"/>
+    </w:p>
+    <w:p>
+      <w:pPr>
+        <w:rPr>
+          <w:rFonts w:hint="eastAsia"/>
+          <w:sz w:val="28"/>
+          <w:szCs w:val="28"/>
+        </w:rPr>
+      </w:pPr>
+      <w:r>
+        <w:rPr>
+          <w:rFonts w:hint="eastAsia"/>
+          <w:sz w:val="28"/>
+          <w:szCs w:val="28"/>
+        </w:rPr>
+        <w:t>│  ├─include</w:t>
+      </w:r>
+      <w:r>
+        <w:rPr>
+          <w:rFonts w:hint="eastAsia"/>
+          <w:sz w:val="28"/>
+          <w:szCs w:val="28"/>
+        </w:rPr>
+        <w:t>（公共接口文件）</w:t>
+      </w:r>
+    </w:p>
+    <w:p>
+      <w:pPr>
+        <w:rPr>
+          <w:rFonts w:hint="eastAsia"/>
+          <w:sz w:val="28"/>
+          <w:szCs w:val="28"/>
+        </w:rPr>
+      </w:pPr>
+      <w:proofErr w:type="gramStart"/>
+      <w:r>
+        <w:rPr>
+          <w:rFonts w:hint="eastAsia"/>
+          <w:sz w:val="28"/>
+          <w:szCs w:val="28"/>
+        </w:rPr>
+        <w:t xml:space="preserve">│  │  </w:t>
+      </w:r>
+      <w:proofErr w:type="gramEnd"/>
+      <w:r>
+        <w:rPr>
+          <w:rFonts w:hint="eastAsia"/>
+          <w:sz w:val="28"/>
+          <w:szCs w:val="28"/>
+        </w:rPr>
+        <w:t>├─business</w:t>
+      </w:r>
+    </w:p>
+    <w:p>
+      <w:pPr>
+        <w:rPr>
+          <w:rFonts w:hint="eastAsia"/>
+          <w:sz w:val="28"/>
+          <w:szCs w:val="28"/>
+        </w:rPr>
+      </w:pPr>
+      <w:proofErr w:type="gramStart"/>
+      <w:r>
+        <w:rPr>
+          <w:rFonts w:hint="eastAsia"/>
+          <w:sz w:val="28"/>
+          <w:szCs w:val="28"/>
+        </w:rPr>
+        <w:t xml:space="preserve">│  │  </w:t>
+      </w:r>
+      <w:proofErr w:type="gramEnd"/>
+      <w:r>
+        <w:rPr>
+          <w:rFonts w:hint="eastAsia"/>
+          <w:sz w:val="28"/>
+          <w:szCs w:val="28"/>
+        </w:rPr>
+        <w:t>├─common</w:t>
+      </w:r>
+      <w:r>
+        <w:rPr>
+          <w:rFonts w:hint="eastAsia"/>
+          <w:sz w:val="28"/>
+          <w:szCs w:val="28"/>
+        </w:rPr>
+        <w:t>（存放公共数据，如结构体）</w:t>
+      </w:r>
+    </w:p>
+    <w:p>
+      <w:pPr>
+        <w:rPr>
+          <w:rFonts w:hint="eastAsia"/>
+          <w:sz w:val="28"/>
+          <w:szCs w:val="28"/>
+        </w:rPr>
+      </w:pPr>
+      <w:proofErr w:type="gramStart"/>
+      <w:r>
+        <w:rPr>
+          <w:rFonts w:hint="eastAsia"/>
+          <w:sz w:val="28"/>
+          <w:szCs w:val="28"/>
+        </w:rPr>
+        <w:t xml:space="preserve">│  │  </w:t>
+      </w:r>
+      <w:proofErr w:type="gramEnd"/>
+      <w:r>
+        <w:rPr>
+          <w:rFonts w:hint="eastAsia"/>
+          <w:sz w:val="28"/>
+          <w:szCs w:val="28"/>
+        </w:rPr>
+        <w:t>├─mapper</w:t>
+      </w:r>
+    </w:p>
+    <w:p>
+      <w:pPr>
+        <w:rPr>
+          <w:rFonts w:hint="eastAsia"/>
+          <w:sz w:val="28"/>
+          <w:szCs w:val="28"/>
+        </w:rPr>
+      </w:pPr>
+      <w:proofErr w:type="gramStart"/>
+      <w:r>
+        <w:rPr>
+          <w:rFonts w:hint="eastAsia"/>
+          <w:sz w:val="28"/>
+          <w:szCs w:val="28"/>
+        </w:rPr>
+        <w:t xml:space="preserve">│  │  </w:t>
+      </w:r>
+      <w:proofErr w:type="gramEnd"/>
+      <w:r>
+        <w:rPr>
+          <w:rFonts w:hint="eastAsia"/>
+          <w:sz w:val="28"/>
+          <w:szCs w:val="28"/>
+        </w:rPr>
+        <w:t>└─service</w:t>
+      </w:r>
+    </w:p>
+    <w:p>
+      <w:pPr>
+        <w:rPr>
+          <w:rFonts w:hint="eastAsia"/>
+          <w:sz w:val="28"/>
+          <w:szCs w:val="28"/>
+        </w:rPr>
+      </w:pPr>
+      <w:r>
+        <w:rPr>
+          <w:rFonts w:hint="eastAsia"/>
+          <w:sz w:val="28"/>
+          <w:szCs w:val="28"/>
+        </w:rPr>
+        <w:t>│  ├─mapper</w:t>
+      </w:r>
+      <w:r>
+        <w:rPr>
+          <w:rFonts w:hint="eastAsia"/>
+          <w:sz w:val="28"/>
+          <w:szCs w:val="28"/>
+        </w:rPr>
+        <w:t>（数据映射层）</w:t>
+      </w:r>
+    </w:p>
+    <w:p>
+      <w:pPr>
+        <w:rPr>
+          <w:rFonts w:hint="eastAsia"/>
+          <w:sz w:val="28"/>
+          <w:szCs w:val="28"/>
+        </w:rPr>
+      </w:pPr>
+      <w:proofErr w:type="gramStart"/>
+      <w:r>
+        <w:rPr>
+          <w:rFonts w:hint="eastAsia"/>
+          <w:sz w:val="28"/>
+          <w:szCs w:val="28"/>
+        </w:rPr>
+        <w:t xml:space="preserve">│  │  </w:t>
+      </w:r>
+      <w:proofErr w:type="gramEnd"/>
+      <w:r>
+        <w:rPr>
+          <w:rFonts w:hint="eastAsia"/>
+          <w:sz w:val="28"/>
+          <w:szCs w:val="28"/>
+        </w:rPr>
+        <w:t>├─include</w:t>
+      </w:r>
+    </w:p>
+    <w:p>
+      <w:pPr>
+        <w:rPr>
+          <w:rFonts w:hint="eastAsia"/>
+          <w:sz w:val="28"/>
+          <w:szCs w:val="28"/>
+        </w:rPr>
+      </w:pPr>
+      <w:proofErr w:type="gramStart"/>
+      <w:r>
+        <w:rPr>
+          <w:rFonts w:hint="eastAsia"/>
+          <w:sz w:val="28"/>
+          <w:szCs w:val="28"/>
+        </w:rPr>
+        <w:t xml:space="preserve">│  │  </w:t>
+      </w:r>
+      <w:proofErr w:type="gramEnd"/>
+      <w:r>
+        <w:rPr>
+          <w:rFonts w:hint="eastAsia"/>
+          <w:sz w:val="28"/>
+          <w:szCs w:val="28"/>
+        </w:rPr>
+        <w:t>└─</w:t>
+      </w:r>
+      <w:proofErr w:type="spellStart"/>
+      <w:r>
+        <w:rPr>
+          <w:rFonts w:hint="eastAsia"/>
+          <w:sz w:val="28"/>
+          <w:szCs w:val="28"/>
+        </w:rPr>
+        <w:t>src</w:t>
+      </w:r>
+      <w:proofErr w:type="spellEnd"/>
+    </w:p>
+    <w:p>
+      <w:pPr>
+        <w:rPr>
+          <w:rFonts w:hint="eastAsia"/>
+          <w:sz w:val="28"/>
+          <w:szCs w:val="28"/>
+        </w:rPr>
+      </w:pPr>
+      <w:r>
+        <w:rPr>
+          <w:rFonts w:hint="eastAsia"/>
+          <w:sz w:val="28"/>
+          <w:szCs w:val="28"/>
+        </w:rPr>
+        <w:lastRenderedPageBreak/>
+        <w:t>│  ├─service</w:t>
+      </w:r>
+      <w:r>
+        <w:rPr>
+          <w:rFonts w:hint="eastAsia"/>
+          <w:sz w:val="28"/>
+          <w:szCs w:val="28"/>
+        </w:rPr>
+        <w:t>（服务层）</w:t>
+      </w:r>
+    </w:p>
+    <w:p>
+      <w:pPr>
+        <w:rPr>
+          <w:rFonts w:hint="eastAsia"/>
+          <w:sz w:val="28"/>
+          <w:szCs w:val="28"/>
+        </w:rPr>
+      </w:pPr>
+      <w:proofErr w:type="gramStart"/>
+      <w:r>
+        <w:rPr>
+          <w:rFonts w:hint="eastAsia"/>
+          <w:sz w:val="28"/>
+          <w:szCs w:val="28"/>
+        </w:rPr>
+        <w:t xml:space="preserve">│  │  </w:t>
+      </w:r>
+      <w:proofErr w:type="gramEnd"/>
+      <w:r>
+        <w:rPr>
+          <w:rFonts w:hint="eastAsia"/>
+          <w:sz w:val="28"/>
+          <w:szCs w:val="28"/>
+        </w:rPr>
+        <w:t>├─include</w:t>
+      </w:r>
+    </w:p>
+    <w:p>
+      <w:pPr>
+        <w:rPr>
+          <w:rFonts w:hint="eastAsia"/>
+          <w:sz w:val="28"/>
+          <w:szCs w:val="28"/>
+        </w:rPr>
+      </w:pPr>
+      <w:proofErr w:type="gramStart"/>
+      <w:r>
+        <w:rPr>
+          <w:rFonts w:hint="eastAsia"/>
+          <w:sz w:val="28"/>
+          <w:szCs w:val="28"/>
+        </w:rPr>
+        <w:t xml:space="preserve">│  │  </w:t>
+      </w:r>
+      <w:proofErr w:type="gramEnd"/>
+      <w:r>
+        <w:rPr>
+          <w:rFonts w:hint="eastAsia"/>
+          <w:sz w:val="28"/>
+          <w:szCs w:val="28"/>
+        </w:rPr>
+        <w:t>└─</w:t>
+      </w:r>
+      <w:proofErr w:type="spellStart"/>
+      <w:r>
+        <w:rPr>
+          <w:rFonts w:hint="eastAsia"/>
+          <w:sz w:val="28"/>
+          <w:szCs w:val="28"/>
+        </w:rPr>
+        <w:t>src</w:t>
+      </w:r>
+      <w:proofErr w:type="spellEnd"/>
+    </w:p>
+    <w:p>
+      <w:pPr>
+        <w:rPr>
+          <w:rFonts w:hint="eastAsia"/>
+          <w:sz w:val="28"/>
+          <w:szCs w:val="28"/>
+        </w:rPr>
+      </w:pPr>
+      <w:r>
+        <w:rPr>
+          <w:rFonts w:hint="eastAsia"/>
+          <w:sz w:val="28"/>
+          <w:szCs w:val="28"/>
+        </w:rPr>
+        <w:t>│  └─view</w:t>
+      </w:r>
+      <w:r>
+        <w:rPr>
+          <w:rFonts w:hint="eastAsia"/>
+          <w:sz w:val="28"/>
+          <w:szCs w:val="28"/>
+        </w:rPr>
+        <w:t>（表示层）</w:t>
+      </w:r>
+    </w:p>
+    <w:p>
+      <w:pPr>
+        <w:rPr>
+          <w:rFonts w:hint="eastAsia"/>
+          <w:sz w:val="28"/>
+          <w:szCs w:val="28"/>
+        </w:rPr>
+      </w:pPr>
+      <w:r>
+        <w:rPr>
+          <w:rFonts w:hint="eastAsia"/>
+          <w:sz w:val="28"/>
+          <w:szCs w:val="28"/>
+        </w:rPr>
+        <w:t>├─platform</w:t>
+      </w:r>
+      <w:r>
+        <w:rPr>
+          <w:rFonts w:hint="eastAsia"/>
+          <w:sz w:val="28"/>
+          <w:szCs w:val="28"/>
+        </w:rPr>
+        <w:t>（不同平台的程序入口点，</w:t>
+      </w:r>
+      <w:proofErr w:type="spellStart"/>
+      <w:r>
+        <w:rPr>
+          <w:rFonts w:hint="eastAsia"/>
+          <w:sz w:val="28"/>
+          <w:szCs w:val="28"/>
+        </w:rPr>
+        <w:t>mian</w:t>
+      </w:r>
+      <w:proofErr w:type="spellEnd"/>
+      <w:r>
+        <w:rPr>
+          <w:rFonts w:hint="eastAsia"/>
+          <w:sz w:val="28"/>
+          <w:szCs w:val="28"/>
+        </w:rPr>
+        <w:t>）</w:t>
+      </w:r>
+    </w:p>
+    <w:p>
+      <w:pPr>
+        <w:rPr>
+          <w:rFonts w:hint="eastAsia"/>
+          <w:sz w:val="28"/>
+          <w:szCs w:val="28"/>
+        </w:rPr>
+      </w:pPr>
+      <w:r>
+        <w:rPr>
+          <w:rFonts w:hint="eastAsia"/>
+          <w:sz w:val="28"/>
+          <w:szCs w:val="28"/>
+        </w:rPr>
+        <w:t>│  ├─client</w:t>
+      </w:r>
+      <w:r>
+        <w:rPr>
+          <w:rFonts w:hint="eastAsia"/>
+          <w:sz w:val="28"/>
+          <w:szCs w:val="28"/>
+        </w:rPr>
+        <w:t>（客户端）</w:t>
+      </w:r>
+    </w:p>
+    <w:p>
+      <w:pPr>
+        <w:rPr>
+          <w:rFonts w:hint="eastAsia"/>
+          <w:sz w:val="28"/>
+          <w:szCs w:val="28"/>
+        </w:rPr>
+      </w:pPr>
+      <w:proofErr w:type="gramStart"/>
+      <w:r>
+        <w:rPr>
+          <w:rFonts w:hint="eastAsia"/>
+          <w:sz w:val="28"/>
+          <w:szCs w:val="28"/>
+        </w:rPr>
+        <w:t xml:space="preserve">│  │  </w:t>
+      </w:r>
+      <w:proofErr w:type="gramEnd"/>
+      <w:r>
+        <w:rPr>
+          <w:rFonts w:hint="eastAsia"/>
+          <w:sz w:val="28"/>
+          <w:szCs w:val="28"/>
+        </w:rPr>
+        <w:t>├─Android</w:t>
+      </w:r>
+    </w:p>
+    <w:p>
+      <w:pPr>
+        <w:rPr>
+          <w:rFonts w:hint="eastAsia"/>
+          <w:sz w:val="28"/>
+          <w:szCs w:val="28"/>
+        </w:rPr>
+      </w:pPr>
+      <w:proofErr w:type="gramStart"/>
+      <w:r>
+        <w:rPr>
+          <w:rFonts w:hint="eastAsia"/>
+          <w:sz w:val="28"/>
+          <w:szCs w:val="28"/>
+        </w:rPr>
+        <w:t xml:space="preserve">│  │  </w:t>
+      </w:r>
+      <w:proofErr w:type="gramEnd"/>
+      <w:r>
+        <w:rPr>
+          <w:rFonts w:hint="eastAsia"/>
+          <w:sz w:val="28"/>
+          <w:szCs w:val="28"/>
+        </w:rPr>
+        <w:t>├─IOS</w:t>
+      </w:r>
+    </w:p>
+    <w:p>
+      <w:pPr>
+        <w:rPr>
+          <w:rFonts w:hint="eastAsia"/>
+          <w:sz w:val="28"/>
+          <w:szCs w:val="28"/>
+        </w:rPr>
+      </w:pPr>
+      <w:proofErr w:type="gramStart"/>
+      <w:r>
+        <w:rPr>
+          <w:rFonts w:hint="eastAsia"/>
+          <w:sz w:val="28"/>
+          <w:szCs w:val="28"/>
+        </w:rPr>
+        <w:t xml:space="preserve">│  │  </w:t>
+      </w:r>
+      <w:proofErr w:type="gramEnd"/>
+      <w:r>
+        <w:rPr>
+          <w:rFonts w:hint="eastAsia"/>
+          <w:sz w:val="28"/>
+          <w:szCs w:val="28"/>
+        </w:rPr>
+        <w:t>└─Windows</w:t>
+      </w:r>
+    </w:p>
+    <w:p>
+      <w:pPr>
+        <w:rPr>
+          <w:rFonts w:hint="eastAsia"/>
+          <w:sz w:val="28"/>
+          <w:szCs w:val="28"/>
+        </w:rPr>
+      </w:pPr>
+      <w:r>
+        <w:rPr>
+          <w:rFonts w:hint="eastAsia"/>
+          <w:sz w:val="28"/>
+          <w:szCs w:val="28"/>
+        </w:rPr>
+        <w:t>│  └─server</w:t>
+      </w:r>
+      <w:r>
+        <w:rPr>
+          <w:rFonts w:hint="eastAsia"/>
+          <w:sz w:val="28"/>
+          <w:szCs w:val="28"/>
+        </w:rPr>
+        <w:t>（服务端）</w:t>
+      </w:r>
+    </w:p>
+    <w:p>
+      <w:pPr>
+        <w:rPr>
+          <w:rFonts w:hint="eastAsia"/>
+          <w:sz w:val="28"/>
+          <w:szCs w:val="28"/>
+        </w:rPr>
+      </w:pPr>
+      <w:r>
+        <w:rPr>
+          <w:rFonts w:hint="eastAsia"/>
+          <w:sz w:val="28"/>
+          <w:szCs w:val="28"/>
+        </w:rPr>
+        <w:t>├─static</w:t>
+      </w:r>
+      <w:r>
+        <w:rPr>
+          <w:rFonts w:hint="eastAsia"/>
+          <w:sz w:val="28"/>
+          <w:szCs w:val="28"/>
+        </w:rPr>
+        <w:t>（静态资源）</w:t>
+      </w:r>
+    </w:p>
+    <w:p>
+      <w:pPr>
+        <w:rPr>
+          <w:rFonts w:hint="eastAsia"/>
+          <w:sz w:val="28"/>
+          <w:szCs w:val="28"/>
+        </w:rPr>
+      </w:pPr>
+      <w:r>
+        <w:rPr>
+          <w:rFonts w:hint="eastAsia"/>
+          <w:sz w:val="28"/>
+          <w:szCs w:val="28"/>
+        </w:rPr>
+        <w:t>├─test</w:t>
+      </w:r>
+      <w:r>
+        <w:rPr>
+          <w:rFonts w:hint="eastAsia"/>
+          <w:sz w:val="28"/>
+          <w:szCs w:val="28"/>
+        </w:rPr>
+        <w:t>（测试用例）</w:t>
+      </w:r>
+    </w:p>
+    <w:p>
+      <w:pPr>
+        <w:rPr>
+          <w:sz w:val="28"/>
+          <w:szCs w:val="28"/>
+        </w:rPr>
+      </w:pPr>
+      <w:r>
+        <w:rPr>
+          <w:rFonts w:hint="eastAsia"/>
+          <w:sz w:val="28"/>
+          <w:szCs w:val="28"/>
+        </w:rPr>
+        <w:t>└─vendor</w:t>
+      </w:r>
+      <w:r>
+        <w:rPr>
+          <w:rFonts w:hint="eastAsia"/>
+          <w:sz w:val="28"/>
+          <w:szCs w:val="28"/>
+        </w:rPr>
         <w:t>（</w:t>
       </w:r>
-      <w:r>
-        <w:rPr>
-          <w:rFonts w:hint="eastAsia"/>
-          <w:sz w:val="28"/>
-          <w:szCs w:val="28"/>
-        </w:rPr>
-        <w:t>梁兴邦</w:t>
-      </w:r>
-      <w:r>
-        <w:rPr>
-          <w:rFonts w:hint="eastAsia"/>
-          <w:sz w:val="28"/>
-          <w:szCs w:val="28"/>
-        </w:rPr>
-        <w:t>）</w:t>
-      </w:r>
-    </w:p>
-    <w:p>
-      <w:pPr>
-        <w:rPr>
-          <w:sz w:val="28"/>
-          <w:szCs w:val="28"/>
-        </w:rPr>
-      </w:pPr>
-      <w:r>
-        <w:rPr>
-          <w:rFonts w:hint="eastAsia"/>
-          <w:sz w:val="28"/>
-          <w:szCs w:val="28"/>
-        </w:rPr>
-        <w:t>开发语言：Dart + Flutter</w:t>
-      </w:r>
-    </w:p>
-    <w:p>
-      <w:pPr>
-        <w:rPr>
-          <w:rFonts w:hint="eastAsia"/>
-          <w:sz w:val="28"/>
-          <w:szCs w:val="28"/>
-        </w:rPr>
-      </w:pPr>
-      <w:r>
-        <w:rPr>
-          <w:rFonts w:hint="eastAsia"/>
-          <w:sz w:val="28"/>
-          <w:szCs w:val="28"/>
-        </w:rPr>
-        <w:t>主要内容：设计UI，并编写UI控件的事件驱动</w:t>
-      </w:r>
-    </w:p>
-    <w:p>
-      <w:pPr>
-        <w:rPr>
-          <w:rFonts w:hint="eastAsia"/>
-          <w:sz w:val="28"/>
-          <w:szCs w:val="28"/>
-        </w:rPr>
-      </w:pPr>
+      <w:proofErr w:type="gramStart"/>
+      <w:r>
+        <w:rPr>
+          <w:rFonts w:hint="eastAsia"/>
+          <w:sz w:val="28"/>
+          <w:szCs w:val="28"/>
+        </w:rPr>
+        <w:t>第三方库</w:t>
+      </w:r>
+      <w:proofErr w:type="gramEnd"/>
+      <w:r>
+        <w:rPr>
+          <w:rFonts w:hint="eastAsia"/>
+          <w:sz w:val="28"/>
+          <w:szCs w:val="28"/>
+        </w:rPr>
+        <w:t>/依赖）</w:t>
+      </w:r>
     </w:p>
     <w:p>
       <w:pPr>

--- a/docs/项目计划书.docx
+++ b/docs/项目计划书.docx
@@ -287,31 +287,7 @@
           <w:szCs w:val="32"/>
           <w:u w:val="single"/>
         </w:rPr>
-        <w:t>吴</w:t>
-      </w:r>
-      <w:proofErr w:type="gramStart"/>
-      <w:r>
-        <w:rPr>
-          <w:rFonts w:hint="eastAsia"/>
-          <w:b/>
-          <w:bCs/>
-          <w:sz w:val="32"/>
-          <w:szCs w:val="32"/>
-          <w:u w:val="single"/>
-        </w:rPr>
-        <w:t>圹</w:t>
-      </w:r>
-      <w:proofErr w:type="gramEnd"/>
-      <w:r>
-        <w:rPr>
-          <w:rFonts w:hint="eastAsia"/>
-          <w:b/>
-          <w:bCs/>
-          <w:sz w:val="32"/>
-          <w:szCs w:val="32"/>
-          <w:u w:val="single"/>
-        </w:rPr>
-        <w:t>钛</w:t>
+        <w:t>吴圹钛</w:t>
       </w:r>
       <w:r>
         <w:rPr>
@@ -957,25 +933,7 @@
           <w:sz w:val="28"/>
           <w:szCs w:val="28"/>
         </w:rPr>
-        <w:t>构建语言：</w:t>
-      </w:r>
-      <w:proofErr w:type="spellStart"/>
-      <w:r>
-        <w:rPr>
-          <w:rFonts w:hint="eastAsia"/>
-          <w:sz w:val="28"/>
-          <w:szCs w:val="28"/>
-        </w:rPr>
-        <w:t>cmake</w:t>
-      </w:r>
-      <w:proofErr w:type="spellEnd"/>
-      <w:r>
-        <w:rPr>
-          <w:rFonts w:hint="eastAsia"/>
-          <w:sz w:val="28"/>
-          <w:szCs w:val="28"/>
-        </w:rPr>
-        <w:t>（4.3.2）</w:t>
+        <w:t>构建语言：cmake（4.3.2）</w:t>
       </w:r>
     </w:p>
     <w:p>
@@ -1123,7 +1081,6 @@
         </w:rPr>
         <w:t>，</w:t>
       </w:r>
-      <w:proofErr w:type="spellStart"/>
       <w:r>
         <w:rPr>
           <w:rFonts w:hint="eastAsia"/>
@@ -1131,17 +1088,7 @@
           <w:szCs w:val="28"/>
           <w:lang w:val="fr-FR"/>
         </w:rPr>
-        <w:t>windows</w:t>
-      </w:r>
-      <w:proofErr w:type="spellEnd"/>
-      <w:r>
-        <w:rPr>
-          <w:rFonts w:hint="eastAsia"/>
-          <w:sz w:val="28"/>
-          <w:szCs w:val="28"/>
-          <w:lang w:val="fr-FR"/>
-        </w:rPr>
-        <w:t xml:space="preserve"> x64 26H2</w:t>
+        <w:t>windows x64 26H2</w:t>
       </w:r>
       <w:r>
         <w:rPr>
@@ -1575,25 +1522,7 @@
           <w:sz w:val="28"/>
           <w:szCs w:val="28"/>
         </w:rPr>
-        <w:t>吴</w:t>
-      </w:r>
-      <w:proofErr w:type="gramStart"/>
-      <w:r>
-        <w:rPr>
-          <w:rFonts w:hint="eastAsia"/>
-          <w:sz w:val="28"/>
-          <w:szCs w:val="28"/>
-        </w:rPr>
-        <w:t>圹</w:t>
-      </w:r>
-      <w:proofErr w:type="gramEnd"/>
-      <w:r>
-        <w:rPr>
-          <w:rFonts w:hint="eastAsia"/>
-          <w:sz w:val="28"/>
-          <w:szCs w:val="28"/>
-        </w:rPr>
-        <w:t>钛：通信</w:t>
+        <w:t>吴圹钛：通信</w:t>
       </w:r>
       <w:r>
         <w:rPr>
@@ -1778,18 +1707,8 @@
           <w:sz w:val="28"/>
           <w:szCs w:val="28"/>
         </w:rPr>
-        <w:t>客户端，</w:t>
-      </w:r>
-      <w:proofErr w:type="spellStart"/>
-      <w:r>
-        <w:rPr>
-          <w:rFonts w:hint="eastAsia"/>
-          <w:sz w:val="28"/>
-          <w:szCs w:val="28"/>
-        </w:rPr>
-        <w:t>sqlite</w:t>
-      </w:r>
-      <w:proofErr w:type="spellEnd"/>
+        <w:t>客户端，sqlite</w:t>
+      </w:r>
     </w:p>
     <w:p>
       <w:pPr>
@@ -2122,25 +2041,7 @@
           <w:sz w:val="28"/>
           <w:szCs w:val="28"/>
         </w:rPr>
-        <w:t>（吴</w:t>
-      </w:r>
-      <w:proofErr w:type="gramStart"/>
-      <w:r>
-        <w:rPr>
-          <w:rFonts w:hint="eastAsia"/>
-          <w:sz w:val="28"/>
-          <w:szCs w:val="28"/>
-        </w:rPr>
-        <w:t>圹</w:t>
-      </w:r>
-      <w:proofErr w:type="gramEnd"/>
-      <w:r>
-        <w:rPr>
-          <w:rFonts w:hint="eastAsia"/>
-          <w:sz w:val="28"/>
-          <w:szCs w:val="28"/>
-        </w:rPr>
-        <w:t>钛）</w:t>
+        <w:t>（吴圹钛）</w:t>
       </w:r>
     </w:p>
     <w:p>
@@ -2158,6 +2059,14 @@
           <w:szCs w:val="28"/>
         </w:rPr>
         <w:t>第三方库：ASIO</w:t>
+      </w:r>
+      <w:r>
+        <w:rPr>
+          <w:rFonts w:hint="eastAsia"/>
+          <w:sz w:val="28"/>
+          <w:szCs w:val="28"/>
+        </w:rPr>
+        <w:t>、WebRTC</w:t>
       </w:r>
     </w:p>
     <w:p>
@@ -2222,42 +2131,40 @@
           <w:sz w:val="28"/>
           <w:szCs w:val="28"/>
         </w:rPr>
-        <w:t>第三方库：</w:t>
-      </w:r>
-      <w:proofErr w:type="spellStart"/>
-      <w:r>
-        <w:rPr>
-          <w:rFonts w:hint="eastAsia"/>
-          <w:sz w:val="28"/>
-          <w:szCs w:val="28"/>
-        </w:rPr>
-        <w:t>FFmpeg</w:t>
-      </w:r>
-      <w:proofErr w:type="spellEnd"/>
-      <w:r>
-        <w:rPr>
-          <w:rFonts w:hint="eastAsia"/>
-          <w:sz w:val="28"/>
-          <w:szCs w:val="28"/>
-        </w:rPr>
-        <w:t>、Vulkan SDK</w:t>
-      </w:r>
-    </w:p>
-    <w:p>
-      <w:pPr>
-        <w:rPr>
-          <w:rFonts w:hint="eastAsia"/>
-          <w:sz w:val="28"/>
-          <w:szCs w:val="28"/>
-        </w:rPr>
-      </w:pPr>
-      <w:r>
-        <w:rPr>
-          <w:rFonts w:hint="eastAsia"/>
-          <w:sz w:val="28"/>
-          <w:szCs w:val="28"/>
-        </w:rPr>
-        <w:t>主要内容：负责音视频的解码，渲染视频</w:t>
+        <w:t>第三方库：FFmpeg、Vulkan SDK</w:t>
+      </w:r>
+    </w:p>
+    <w:p>
+      <w:pPr>
+        <w:rPr>
+          <w:rFonts w:hint="eastAsia"/>
+          <w:sz w:val="28"/>
+          <w:szCs w:val="28"/>
+        </w:rPr>
+      </w:pPr>
+      <w:r>
+        <w:rPr>
+          <w:rFonts w:hint="eastAsia"/>
+          <w:sz w:val="28"/>
+          <w:szCs w:val="28"/>
+        </w:rPr>
+        <w:t>主要内容：负责音视频的</w:t>
+      </w:r>
+      <w:r>
+        <w:rPr>
+          <w:rFonts w:hint="eastAsia"/>
+          <w:sz w:val="28"/>
+          <w:szCs w:val="28"/>
+        </w:rPr>
+        <w:t>编</w:t>
+      </w:r>
+      <w:r>
+        <w:rPr>
+          <w:rFonts w:hint="eastAsia"/>
+          <w:sz w:val="28"/>
+          <w:szCs w:val="28"/>
+        </w:rPr>
+        <w:t>解码，渲染视频</w:t>
       </w:r>
     </w:p>
     <w:p>
@@ -2471,6 +2378,7 @@
           <w:numId w:val="1"/>
         </w:numPr>
         <w:rPr>
+          <w:rFonts w:hint="eastAsia"/>
           <w:sz w:val="28"/>
           <w:szCs w:val="28"/>
         </w:rPr>
@@ -2492,7 +2400,6 @@
           <w:szCs w:val="28"/>
         </w:rPr>
       </w:pPr>
-      <w:proofErr w:type="gramStart"/>
       <w:r>
         <w:rPr>
           <w:rFonts w:hint="eastAsia"/>
@@ -2509,7 +2416,6 @@
         </w:rPr>
         <w:t>..</w:t>
       </w:r>
-      <w:proofErr w:type="gramEnd"/>
     </w:p>
     <w:p>
       <w:pPr>
@@ -2637,23 +2543,13 @@
           <w:szCs w:val="28"/>
         </w:rPr>
       </w:pPr>
-      <w:proofErr w:type="gramStart"/>
-      <w:r>
-        <w:rPr>
-          <w:rFonts w:hint="eastAsia"/>
-          <w:sz w:val="28"/>
-          <w:szCs w:val="28"/>
-        </w:rPr>
-        <w:t xml:space="preserve">│  │  </w:t>
-      </w:r>
-      <w:proofErr w:type="gramEnd"/>
-      <w:r>
-        <w:rPr>
-          <w:rFonts w:hint="eastAsia"/>
-          <w:sz w:val="28"/>
-          <w:szCs w:val="28"/>
-        </w:rPr>
-        <w:t>├─core</w:t>
+      <w:r>
+        <w:rPr>
+          <w:rFonts w:hint="eastAsia"/>
+          <w:sz w:val="28"/>
+          <w:szCs w:val="28"/>
+        </w:rPr>
+        <w:t>│  │  ├─core</w:t>
       </w:r>
       <w:r>
         <w:rPr>
@@ -2672,16 +2568,99 @@
           <w:szCs w:val="28"/>
         </w:rPr>
       </w:pPr>
-      <w:proofErr w:type="gramStart"/>
-      <w:r>
-        <w:rPr>
-          <w:rFonts w:hint="eastAsia"/>
-          <w:sz w:val="28"/>
-          <w:szCs w:val="28"/>
-        </w:rPr>
-        <w:t xml:space="preserve">│  │  </w:t>
-      </w:r>
-      <w:proofErr w:type="gramEnd"/>
+      <w:r>
+        <w:rPr>
+          <w:rFonts w:hint="eastAsia"/>
+          <w:sz w:val="28"/>
+          <w:szCs w:val="28"/>
+        </w:rPr>
+        <w:t>│  │  │  ├─include</w:t>
+      </w:r>
+    </w:p>
+    <w:p>
+      <w:pPr>
+        <w:rPr>
+          <w:rFonts w:hint="eastAsia"/>
+          <w:sz w:val="28"/>
+          <w:szCs w:val="28"/>
+        </w:rPr>
+      </w:pPr>
+      <w:r>
+        <w:rPr>
+          <w:rFonts w:hint="eastAsia"/>
+          <w:sz w:val="28"/>
+          <w:szCs w:val="28"/>
+        </w:rPr>
+        <w:t>│  │  │  └─src</w:t>
+      </w:r>
+    </w:p>
+    <w:p>
+      <w:pPr>
+        <w:rPr>
+          <w:rFonts w:hint="eastAsia"/>
+          <w:sz w:val="28"/>
+          <w:szCs w:val="28"/>
+        </w:rPr>
+      </w:pPr>
+      <w:r>
+        <w:rPr>
+          <w:rFonts w:hint="eastAsia"/>
+          <w:sz w:val="28"/>
+          <w:szCs w:val="28"/>
+        </w:rPr>
+        <w:t>│  │  └─network</w:t>
+      </w:r>
+      <w:r>
+        <w:rPr>
+          <w:rFonts w:hint="eastAsia"/>
+          <w:sz w:val="28"/>
+          <w:szCs w:val="28"/>
+        </w:rPr>
+        <w:t>（网络部分）</w:t>
+      </w:r>
+    </w:p>
+    <w:p>
+      <w:pPr>
+        <w:rPr>
+          <w:rFonts w:hint="eastAsia"/>
+          <w:sz w:val="28"/>
+          <w:szCs w:val="28"/>
+        </w:rPr>
+      </w:pPr>
+      <w:r>
+        <w:rPr>
+          <w:rFonts w:hint="eastAsia"/>
+          <w:sz w:val="28"/>
+          <w:szCs w:val="28"/>
+        </w:rPr>
+        <w:t>│  │      ├─include</w:t>
+      </w:r>
+    </w:p>
+    <w:p>
+      <w:pPr>
+        <w:rPr>
+          <w:rFonts w:hint="eastAsia"/>
+          <w:sz w:val="28"/>
+          <w:szCs w:val="28"/>
+        </w:rPr>
+      </w:pPr>
+      <w:r>
+        <w:rPr>
+          <w:rFonts w:hint="eastAsia"/>
+          <w:sz w:val="28"/>
+          <w:szCs w:val="28"/>
+        </w:rPr>
+        <w:t>│  │      └─src</w:t>
+      </w:r>
+    </w:p>
+    <w:p>
+      <w:pPr>
+        <w:rPr>
+          <w:rFonts w:hint="eastAsia"/>
+          <w:sz w:val="28"/>
+          <w:szCs w:val="28"/>
+        </w:rPr>
+      </w:pPr>
       <w:r>
         <w:rPr>
           <w:rFonts w:hint="eastAsia"/>
@@ -2690,139 +2669,6 @@
         </w:rPr>
         <w:t>│  ├─include</w:t>
       </w:r>
-    </w:p>
-    <w:p>
-      <w:pPr>
-        <w:rPr>
-          <w:rFonts w:hint="eastAsia"/>
-          <w:sz w:val="28"/>
-          <w:szCs w:val="28"/>
-        </w:rPr>
-      </w:pPr>
-      <w:proofErr w:type="gramStart"/>
-      <w:r>
-        <w:rPr>
-          <w:rFonts w:hint="eastAsia"/>
-          <w:sz w:val="28"/>
-          <w:szCs w:val="28"/>
-        </w:rPr>
-        <w:t xml:space="preserve">│  │  </w:t>
-      </w:r>
-      <w:proofErr w:type="gramEnd"/>
-      <w:r>
-        <w:rPr>
-          <w:rFonts w:hint="eastAsia"/>
-          <w:sz w:val="28"/>
-          <w:szCs w:val="28"/>
-        </w:rPr>
-        <w:t>│  └─</w:t>
-      </w:r>
-      <w:proofErr w:type="spellStart"/>
-      <w:r>
-        <w:rPr>
-          <w:rFonts w:hint="eastAsia"/>
-          <w:sz w:val="28"/>
-          <w:szCs w:val="28"/>
-        </w:rPr>
-        <w:t>src</w:t>
-      </w:r>
-      <w:proofErr w:type="spellEnd"/>
-    </w:p>
-    <w:p>
-      <w:pPr>
-        <w:rPr>
-          <w:rFonts w:hint="eastAsia"/>
-          <w:sz w:val="28"/>
-          <w:szCs w:val="28"/>
-        </w:rPr>
-      </w:pPr>
-      <w:proofErr w:type="gramStart"/>
-      <w:r>
-        <w:rPr>
-          <w:rFonts w:hint="eastAsia"/>
-          <w:sz w:val="28"/>
-          <w:szCs w:val="28"/>
-        </w:rPr>
-        <w:t xml:space="preserve">│  │  </w:t>
-      </w:r>
-      <w:proofErr w:type="gramEnd"/>
-      <w:r>
-        <w:rPr>
-          <w:rFonts w:hint="eastAsia"/>
-          <w:sz w:val="28"/>
-          <w:szCs w:val="28"/>
-        </w:rPr>
-        <w:t>└─network</w:t>
-      </w:r>
-      <w:r>
-        <w:rPr>
-          <w:rFonts w:hint="eastAsia"/>
-          <w:sz w:val="28"/>
-          <w:szCs w:val="28"/>
-        </w:rPr>
-        <w:t>（网络部分）</w:t>
-      </w:r>
-    </w:p>
-    <w:p>
-      <w:pPr>
-        <w:rPr>
-          <w:rFonts w:hint="eastAsia"/>
-          <w:sz w:val="28"/>
-          <w:szCs w:val="28"/>
-        </w:rPr>
-      </w:pPr>
-      <w:r>
-        <w:rPr>
-          <w:rFonts w:hint="eastAsia"/>
-          <w:sz w:val="28"/>
-          <w:szCs w:val="28"/>
-        </w:rPr>
-        <w:t>│  │      ├─include</w:t>
-      </w:r>
-    </w:p>
-    <w:p>
-      <w:pPr>
-        <w:rPr>
-          <w:rFonts w:hint="eastAsia"/>
-          <w:sz w:val="28"/>
-          <w:szCs w:val="28"/>
-        </w:rPr>
-      </w:pPr>
-      <w:r>
-        <w:rPr>
-          <w:rFonts w:hint="eastAsia"/>
-          <w:sz w:val="28"/>
-          <w:szCs w:val="28"/>
-        </w:rPr>
-        <w:t>│  │      └─</w:t>
-      </w:r>
-      <w:proofErr w:type="spellStart"/>
-      <w:r>
-        <w:rPr>
-          <w:rFonts w:hint="eastAsia"/>
-          <w:sz w:val="28"/>
-          <w:szCs w:val="28"/>
-        </w:rPr>
-        <w:t>src</w:t>
-      </w:r>
-      <w:proofErr w:type="spellEnd"/>
-    </w:p>
-    <w:p>
-      <w:pPr>
-        <w:rPr>
-          <w:rFonts w:hint="eastAsia"/>
-          <w:sz w:val="28"/>
-          <w:szCs w:val="28"/>
-        </w:rPr>
-      </w:pPr>
-      <w:r>
-        <w:rPr>
-          <w:rFonts w:hint="eastAsia"/>
-          <w:sz w:val="28"/>
-          <w:szCs w:val="28"/>
-        </w:rPr>
-        <w:t>│  ├─include</w:t>
-      </w:r>
       <w:r>
         <w:rPr>
           <w:rFonts w:hint="eastAsia"/>
@@ -2840,50 +2686,30 @@
           <w:szCs w:val="28"/>
         </w:rPr>
       </w:pPr>
-      <w:proofErr w:type="gramStart"/>
-      <w:r>
-        <w:rPr>
-          <w:rFonts w:hint="eastAsia"/>
-          <w:sz w:val="28"/>
-          <w:szCs w:val="28"/>
-        </w:rPr>
-        <w:t xml:space="preserve">│  │  </w:t>
-      </w:r>
-      <w:proofErr w:type="gramEnd"/>
-      <w:r>
-        <w:rPr>
-          <w:rFonts w:hint="eastAsia"/>
-          <w:sz w:val="28"/>
-          <w:szCs w:val="28"/>
-        </w:rPr>
-        <w:t>├─business</w:t>
-      </w:r>
-    </w:p>
-    <w:p>
-      <w:pPr>
-        <w:rPr>
-          <w:rFonts w:hint="eastAsia"/>
-          <w:sz w:val="28"/>
-          <w:szCs w:val="28"/>
-        </w:rPr>
-      </w:pPr>
-      <w:proofErr w:type="gramStart"/>
-      <w:r>
-        <w:rPr>
-          <w:rFonts w:hint="eastAsia"/>
-          <w:sz w:val="28"/>
-          <w:szCs w:val="28"/>
-        </w:rPr>
-        <w:t xml:space="preserve">│  │  </w:t>
-      </w:r>
-      <w:proofErr w:type="gramEnd"/>
-      <w:r>
-        <w:rPr>
-          <w:rFonts w:hint="eastAsia"/>
-          <w:sz w:val="28"/>
-          <w:szCs w:val="28"/>
-        </w:rPr>
-        <w:t>├─common</w:t>
+      <w:r>
+        <w:rPr>
+          <w:rFonts w:hint="eastAsia"/>
+          <w:sz w:val="28"/>
+          <w:szCs w:val="28"/>
+        </w:rPr>
+        <w:t>│  │  ├─business</w:t>
+      </w:r>
+    </w:p>
+    <w:p>
+      <w:pPr>
+        <w:rPr>
+          <w:rFonts w:hint="eastAsia"/>
+          <w:sz w:val="28"/>
+          <w:szCs w:val="28"/>
+        </w:rPr>
+      </w:pPr>
+      <w:r>
+        <w:rPr>
+          <w:rFonts w:hint="eastAsia"/>
+          <w:sz w:val="28"/>
+          <w:szCs w:val="28"/>
+        </w:rPr>
+        <w:t>│  │  ├─common</w:t>
       </w:r>
       <w:r>
         <w:rPr>
@@ -2902,50 +2728,30 @@
           <w:szCs w:val="28"/>
         </w:rPr>
       </w:pPr>
-      <w:proofErr w:type="gramStart"/>
-      <w:r>
-        <w:rPr>
-          <w:rFonts w:hint="eastAsia"/>
-          <w:sz w:val="28"/>
-          <w:szCs w:val="28"/>
-        </w:rPr>
-        <w:t xml:space="preserve">│  │  </w:t>
-      </w:r>
-      <w:proofErr w:type="gramEnd"/>
-      <w:r>
-        <w:rPr>
-          <w:rFonts w:hint="eastAsia"/>
-          <w:sz w:val="28"/>
-          <w:szCs w:val="28"/>
-        </w:rPr>
-        <w:t>├─mapper</w:t>
-      </w:r>
-    </w:p>
-    <w:p>
-      <w:pPr>
-        <w:rPr>
-          <w:rFonts w:hint="eastAsia"/>
-          <w:sz w:val="28"/>
-          <w:szCs w:val="28"/>
-        </w:rPr>
-      </w:pPr>
-      <w:proofErr w:type="gramStart"/>
-      <w:r>
-        <w:rPr>
-          <w:rFonts w:hint="eastAsia"/>
-          <w:sz w:val="28"/>
-          <w:szCs w:val="28"/>
-        </w:rPr>
-        <w:t xml:space="preserve">│  │  </w:t>
-      </w:r>
-      <w:proofErr w:type="gramEnd"/>
-      <w:r>
-        <w:rPr>
-          <w:rFonts w:hint="eastAsia"/>
-          <w:sz w:val="28"/>
-          <w:szCs w:val="28"/>
-        </w:rPr>
-        <w:t>└─service</w:t>
+      <w:r>
+        <w:rPr>
+          <w:rFonts w:hint="eastAsia"/>
+          <w:sz w:val="28"/>
+          <w:szCs w:val="28"/>
+        </w:rPr>
+        <w:t>│  │  ├─mapper</w:t>
+      </w:r>
+    </w:p>
+    <w:p>
+      <w:pPr>
+        <w:rPr>
+          <w:rFonts w:hint="eastAsia"/>
+          <w:sz w:val="28"/>
+          <w:szCs w:val="28"/>
+        </w:rPr>
+      </w:pPr>
+      <w:r>
+        <w:rPr>
+          <w:rFonts w:hint="eastAsia"/>
+          <w:sz w:val="28"/>
+          <w:szCs w:val="28"/>
+        </w:rPr>
+        <w:t>│  │  └─service</w:t>
       </w:r>
     </w:p>
     <w:p>
@@ -2981,61 +2787,31 @@
           <w:szCs w:val="28"/>
         </w:rPr>
       </w:pPr>
-      <w:proofErr w:type="gramStart"/>
-      <w:r>
-        <w:rPr>
-          <w:rFonts w:hint="eastAsia"/>
-          <w:sz w:val="28"/>
-          <w:szCs w:val="28"/>
-        </w:rPr>
-        <w:t xml:space="preserve">│  │  </w:t>
-      </w:r>
-      <w:proofErr w:type="gramEnd"/>
-      <w:r>
-        <w:rPr>
-          <w:rFonts w:hint="eastAsia"/>
-          <w:sz w:val="28"/>
-          <w:szCs w:val="28"/>
-        </w:rPr>
-        <w:t>├─include</w:t>
-      </w:r>
-    </w:p>
-    <w:p>
-      <w:pPr>
-        <w:rPr>
-          <w:rFonts w:hint="eastAsia"/>
-          <w:sz w:val="28"/>
-          <w:szCs w:val="28"/>
-        </w:rPr>
-      </w:pPr>
-      <w:proofErr w:type="gramStart"/>
-      <w:r>
-        <w:rPr>
-          <w:rFonts w:hint="eastAsia"/>
-          <w:sz w:val="28"/>
-          <w:szCs w:val="28"/>
-        </w:rPr>
-        <w:t xml:space="preserve">│  │  </w:t>
-      </w:r>
-      <w:proofErr w:type="gramEnd"/>
-      <w:r>
-        <w:rPr>
-          <w:rFonts w:hint="eastAsia"/>
-          <w:sz w:val="28"/>
-          <w:szCs w:val="28"/>
-        </w:rPr>
-        <w:t>└─</w:t>
-      </w:r>
-      <w:proofErr w:type="spellStart"/>
-      <w:r>
-        <w:rPr>
-          <w:rFonts w:hint="eastAsia"/>
-          <w:sz w:val="28"/>
-          <w:szCs w:val="28"/>
-        </w:rPr>
-        <w:t>src</w:t>
-      </w:r>
-      <w:proofErr w:type="spellEnd"/>
+      <w:r>
+        <w:rPr>
+          <w:rFonts w:hint="eastAsia"/>
+          <w:sz w:val="28"/>
+          <w:szCs w:val="28"/>
+        </w:rPr>
+        <w:t>│  │  ├─include</w:t>
+      </w:r>
+    </w:p>
+    <w:p>
+      <w:pPr>
+        <w:rPr>
+          <w:rFonts w:hint="eastAsia"/>
+          <w:sz w:val="28"/>
+          <w:szCs w:val="28"/>
+        </w:rPr>
+      </w:pPr>
+      <w:r>
+        <w:rPr>
+          <w:rFonts w:hint="eastAsia"/>
+          <w:sz w:val="28"/>
+          <w:szCs w:val="28"/>
+        </w:rPr>
+        <w:t>│  │  └─src</w:t>
+      </w:r>
     </w:p>
     <w:p>
       <w:pPr>
@@ -3071,61 +2847,31 @@
           <w:szCs w:val="28"/>
         </w:rPr>
       </w:pPr>
-      <w:proofErr w:type="gramStart"/>
-      <w:r>
-        <w:rPr>
-          <w:rFonts w:hint="eastAsia"/>
-          <w:sz w:val="28"/>
-          <w:szCs w:val="28"/>
-        </w:rPr>
-        <w:t xml:space="preserve">│  │  </w:t>
-      </w:r>
-      <w:proofErr w:type="gramEnd"/>
-      <w:r>
-        <w:rPr>
-          <w:rFonts w:hint="eastAsia"/>
-          <w:sz w:val="28"/>
-          <w:szCs w:val="28"/>
-        </w:rPr>
-        <w:t>├─include</w:t>
-      </w:r>
-    </w:p>
-    <w:p>
-      <w:pPr>
-        <w:rPr>
-          <w:rFonts w:hint="eastAsia"/>
-          <w:sz w:val="28"/>
-          <w:szCs w:val="28"/>
-        </w:rPr>
-      </w:pPr>
-      <w:proofErr w:type="gramStart"/>
-      <w:r>
-        <w:rPr>
-          <w:rFonts w:hint="eastAsia"/>
-          <w:sz w:val="28"/>
-          <w:szCs w:val="28"/>
-        </w:rPr>
-        <w:t xml:space="preserve">│  │  </w:t>
-      </w:r>
-      <w:proofErr w:type="gramEnd"/>
-      <w:r>
-        <w:rPr>
-          <w:rFonts w:hint="eastAsia"/>
-          <w:sz w:val="28"/>
-          <w:szCs w:val="28"/>
-        </w:rPr>
-        <w:t>└─</w:t>
-      </w:r>
-      <w:proofErr w:type="spellStart"/>
-      <w:r>
-        <w:rPr>
-          <w:rFonts w:hint="eastAsia"/>
-          <w:sz w:val="28"/>
-          <w:szCs w:val="28"/>
-        </w:rPr>
-        <w:t>src</w:t>
-      </w:r>
-      <w:proofErr w:type="spellEnd"/>
+      <w:r>
+        <w:rPr>
+          <w:rFonts w:hint="eastAsia"/>
+          <w:sz w:val="28"/>
+          <w:szCs w:val="28"/>
+        </w:rPr>
+        <w:t>│  │  ├─include</w:t>
+      </w:r>
+    </w:p>
+    <w:p>
+      <w:pPr>
+        <w:rPr>
+          <w:rFonts w:hint="eastAsia"/>
+          <w:sz w:val="28"/>
+          <w:szCs w:val="28"/>
+        </w:rPr>
+      </w:pPr>
+      <w:r>
+        <w:rPr>
+          <w:rFonts w:hint="eastAsia"/>
+          <w:sz w:val="28"/>
+          <w:szCs w:val="28"/>
+        </w:rPr>
+        <w:t>│  │  └─src</w:t>
+      </w:r>
     </w:p>
     <w:p>
       <w:pPr>
@@ -3174,25 +2920,7 @@
           <w:sz w:val="28"/>
           <w:szCs w:val="28"/>
         </w:rPr>
-        <w:t>（不同平台的程序入口点，</w:t>
-      </w:r>
-      <w:proofErr w:type="spellStart"/>
-      <w:r>
-        <w:rPr>
-          <w:rFonts w:hint="eastAsia"/>
-          <w:sz w:val="28"/>
-          <w:szCs w:val="28"/>
-        </w:rPr>
-        <w:t>mian</w:t>
-      </w:r>
-      <w:proofErr w:type="spellEnd"/>
-      <w:r>
-        <w:rPr>
-          <w:rFonts w:hint="eastAsia"/>
-          <w:sz w:val="28"/>
-          <w:szCs w:val="28"/>
-        </w:rPr>
-        <w:t>）</w:t>
+        <w:t>（不同平台的程序入口点，mian）</w:t>
       </w:r>
     </w:p>
     <w:p>
@@ -3228,77 +2956,47 @@
           <w:szCs w:val="28"/>
         </w:rPr>
       </w:pPr>
-      <w:proofErr w:type="gramStart"/>
-      <w:r>
-        <w:rPr>
-          <w:rFonts w:hint="eastAsia"/>
-          <w:sz w:val="28"/>
-          <w:szCs w:val="28"/>
-        </w:rPr>
-        <w:t xml:space="preserve">│  │  </w:t>
-      </w:r>
-      <w:proofErr w:type="gramEnd"/>
-      <w:r>
-        <w:rPr>
-          <w:rFonts w:hint="eastAsia"/>
-          <w:sz w:val="28"/>
-          <w:szCs w:val="28"/>
-        </w:rPr>
-        <w:t>├─Android</w:t>
-      </w:r>
-    </w:p>
-    <w:p>
-      <w:pPr>
-        <w:rPr>
-          <w:rFonts w:hint="eastAsia"/>
-          <w:sz w:val="28"/>
-          <w:szCs w:val="28"/>
-        </w:rPr>
-      </w:pPr>
-      <w:proofErr w:type="gramStart"/>
-      <w:r>
-        <w:rPr>
-          <w:rFonts w:hint="eastAsia"/>
-          <w:sz w:val="28"/>
-          <w:szCs w:val="28"/>
-        </w:rPr>
-        <w:t xml:space="preserve">│  │  </w:t>
-      </w:r>
-      <w:proofErr w:type="gramEnd"/>
-      <w:r>
-        <w:rPr>
-          <w:rFonts w:hint="eastAsia"/>
-          <w:sz w:val="28"/>
-          <w:szCs w:val="28"/>
-        </w:rPr>
-        <w:t>├─IOS</w:t>
-      </w:r>
-    </w:p>
-    <w:p>
-      <w:pPr>
-        <w:rPr>
-          <w:rFonts w:hint="eastAsia"/>
-          <w:sz w:val="28"/>
-          <w:szCs w:val="28"/>
-        </w:rPr>
-      </w:pPr>
-      <w:proofErr w:type="gramStart"/>
-      <w:r>
-        <w:rPr>
-          <w:rFonts w:hint="eastAsia"/>
-          <w:sz w:val="28"/>
-          <w:szCs w:val="28"/>
-        </w:rPr>
-        <w:t xml:space="preserve">│  │  </w:t>
-      </w:r>
-      <w:proofErr w:type="gramEnd"/>
-      <w:r>
-        <w:rPr>
-          <w:rFonts w:hint="eastAsia"/>
-          <w:sz w:val="28"/>
-          <w:szCs w:val="28"/>
-        </w:rPr>
-        <w:t>└─Windows</w:t>
+      <w:r>
+        <w:rPr>
+          <w:rFonts w:hint="eastAsia"/>
+          <w:sz w:val="28"/>
+          <w:szCs w:val="28"/>
+        </w:rPr>
+        <w:t>│  │  ├─Android</w:t>
+      </w:r>
+    </w:p>
+    <w:p>
+      <w:pPr>
+        <w:rPr>
+          <w:rFonts w:hint="eastAsia"/>
+          <w:sz w:val="28"/>
+          <w:szCs w:val="28"/>
+        </w:rPr>
+      </w:pPr>
+      <w:r>
+        <w:rPr>
+          <w:rFonts w:hint="eastAsia"/>
+          <w:sz w:val="28"/>
+          <w:szCs w:val="28"/>
+        </w:rPr>
+        <w:t>│  │  ├─IOS</w:t>
+      </w:r>
+    </w:p>
+    <w:p>
+      <w:pPr>
+        <w:rPr>
+          <w:rFonts w:hint="eastAsia"/>
+          <w:sz w:val="28"/>
+          <w:szCs w:val="28"/>
+        </w:rPr>
+      </w:pPr>
+      <w:r>
+        <w:rPr>
+          <w:rFonts w:hint="eastAsia"/>
+          <w:sz w:val="28"/>
+          <w:szCs w:val="28"/>
+        </w:rPr>
+        <w:t>│  │  └─Windows</w:t>
       </w:r>
     </w:p>
     <w:p>
@@ -3379,6 +3077,7 @@
     <w:p>
       <w:pPr>
         <w:rPr>
+          <w:rFonts w:hint="eastAsia"/>
           <w:sz w:val="28"/>
           <w:szCs w:val="28"/>
         </w:rPr>
@@ -3397,25 +3096,31 @@
           <w:sz w:val="28"/>
           <w:szCs w:val="28"/>
         </w:rPr>
-        <w:t>（</w:t>
-      </w:r>
-      <w:proofErr w:type="gramStart"/>
-      <w:r>
-        <w:rPr>
-          <w:rFonts w:hint="eastAsia"/>
-          <w:sz w:val="28"/>
-          <w:szCs w:val="28"/>
-        </w:rPr>
-        <w:t>第三方库</w:t>
-      </w:r>
-      <w:proofErr w:type="gramEnd"/>
-      <w:r>
-        <w:rPr>
-          <w:rFonts w:hint="eastAsia"/>
-          <w:sz w:val="28"/>
-          <w:szCs w:val="28"/>
-        </w:rPr>
-        <w:t>/依赖）</w:t>
+        <w:t>（第三方库/依赖）</w:t>
+      </w:r>
+    </w:p>
+    <w:p>
+      <w:pPr>
+        <w:rPr>
+          <w:sz w:val="28"/>
+          <w:szCs w:val="28"/>
+        </w:rPr>
+      </w:pPr>
+    </w:p>
+    <w:p>
+      <w:pPr>
+        <w:rPr>
+          <w:sz w:val="28"/>
+          <w:szCs w:val="28"/>
+        </w:rPr>
+      </w:pPr>
+      <w:r>
+        <w:rPr>
+          <w:rFonts w:hint="eastAsia"/>
+          <w:sz w:val="28"/>
+          <w:szCs w:val="28"/>
+        </w:rPr>
+        <w:t>其他第三方库：gtest（单元测试和集成测试）、openssl、spdlog（日志库）</w:t>
       </w:r>
     </w:p>
     <w:p>

--- a/docs/项目计划书.docx
+++ b/docs/项目计划书.docx
@@ -287,7 +287,31 @@
           <w:szCs w:val="32"/>
           <w:u w:val="single"/>
         </w:rPr>
-        <w:t>吴圹钛</w:t>
+        <w:t>吴</w:t>
+      </w:r>
+      <w:proofErr w:type="gramStart"/>
+      <w:r>
+        <w:rPr>
+          <w:rFonts w:hint="eastAsia"/>
+          <w:b/>
+          <w:bCs/>
+          <w:sz w:val="32"/>
+          <w:szCs w:val="32"/>
+          <w:u w:val="single"/>
+        </w:rPr>
+        <w:t>圹</w:t>
+      </w:r>
+      <w:proofErr w:type="gramEnd"/>
+      <w:r>
+        <w:rPr>
+          <w:rFonts w:hint="eastAsia"/>
+          <w:b/>
+          <w:bCs/>
+          <w:sz w:val="32"/>
+          <w:szCs w:val="32"/>
+          <w:u w:val="single"/>
+        </w:rPr>
+        <w:t>钛</w:t>
       </w:r>
       <w:r>
         <w:rPr>
@@ -933,7 +957,25 @@
           <w:sz w:val="28"/>
           <w:szCs w:val="28"/>
         </w:rPr>
-        <w:t>构建语言：cmake（4.3.2）</w:t>
+        <w:t>构建语言：</w:t>
+      </w:r>
+      <w:proofErr w:type="spellStart"/>
+      <w:r>
+        <w:rPr>
+          <w:rFonts w:hint="eastAsia"/>
+          <w:sz w:val="28"/>
+          <w:szCs w:val="28"/>
+        </w:rPr>
+        <w:t>cmake</w:t>
+      </w:r>
+      <w:proofErr w:type="spellEnd"/>
+      <w:r>
+        <w:rPr>
+          <w:rFonts w:hint="eastAsia"/>
+          <w:sz w:val="28"/>
+          <w:szCs w:val="28"/>
+        </w:rPr>
+        <w:t>（4.3.2）</w:t>
       </w:r>
     </w:p>
     <w:p>
@@ -1081,6 +1123,7 @@
         </w:rPr>
         <w:t>，</w:t>
       </w:r>
+      <w:proofErr w:type="spellStart"/>
       <w:r>
         <w:rPr>
           <w:rFonts w:hint="eastAsia"/>
@@ -1088,7 +1131,17 @@
           <w:szCs w:val="28"/>
           <w:lang w:val="fr-FR"/>
         </w:rPr>
-        <w:t>windows x64 26H2</w:t>
+        <w:t>windows</w:t>
+      </w:r>
+      <w:proofErr w:type="spellEnd"/>
+      <w:r>
+        <w:rPr>
+          <w:rFonts w:hint="eastAsia"/>
+          <w:sz w:val="28"/>
+          <w:szCs w:val="28"/>
+          <w:lang w:val="fr-FR"/>
+        </w:rPr>
+        <w:t xml:space="preserve"> x64 26H2</w:t>
       </w:r>
       <w:r>
         <w:rPr>
@@ -1260,7 +1313,6 @@
           <w:numId w:val="3"/>
         </w:numPr>
         <w:rPr>
-          <w:rFonts w:hint="eastAsia"/>
           <w:sz w:val="28"/>
           <w:szCs w:val="28"/>
         </w:rPr>
@@ -1295,7 +1347,71 @@
           <w:sz w:val="28"/>
           <w:szCs w:val="28"/>
         </w:rPr>
-        <w:t>数据持久化层（数据库）、数据映射层（mapper层）</w:t>
+        <w:t>数据持久化层（数据库）、</w:t>
+      </w:r>
+      <w:r>
+        <w:rPr>
+          <w:rFonts w:hint="eastAsia"/>
+          <w:sz w:val="28"/>
+          <w:szCs w:val="28"/>
+        </w:rPr>
+        <w:t>适配器</w:t>
+      </w:r>
+      <w:r>
+        <w:rPr>
+          <w:rFonts w:hint="eastAsia"/>
+          <w:sz w:val="28"/>
+          <w:szCs w:val="28"/>
+        </w:rPr>
+        <w:t>层（</w:t>
+      </w:r>
+      <w:r>
+        <w:rPr>
+          <w:rFonts w:hint="eastAsia"/>
+          <w:sz w:val="28"/>
+          <w:szCs w:val="28"/>
+        </w:rPr>
+        <w:t>adapter</w:t>
+      </w:r>
+      <w:r>
+        <w:rPr>
+          <w:rFonts w:hint="eastAsia"/>
+          <w:sz w:val="28"/>
+          <w:szCs w:val="28"/>
+        </w:rPr>
+        <w:t>层）</w:t>
+      </w:r>
+      <w:r>
+        <w:rPr>
+          <w:rFonts w:hint="eastAsia"/>
+          <w:sz w:val="28"/>
+          <w:szCs w:val="28"/>
+        </w:rPr>
+        <w:t>、引擎层（</w:t>
+      </w:r>
+      <w:r>
+        <w:rPr>
+          <w:rFonts w:hint="eastAsia"/>
+          <w:sz w:val="28"/>
+          <w:szCs w:val="28"/>
+        </w:rPr>
+        <w:t>engine</w:t>
+      </w:r>
+      <w:r>
+        <w:rPr>
+          <w:rFonts w:hint="eastAsia"/>
+          <w:sz w:val="28"/>
+          <w:szCs w:val="28"/>
+        </w:rPr>
+        <w:t>层</w:t>
+      </w:r>
+      <w:r>
+        <w:rPr>
+          <w:rFonts w:hint="eastAsia"/>
+          <w:sz w:val="28"/>
+          <w:szCs w:val="28"/>
+        </w:rPr>
+        <w:t>）</w:t>
       </w:r>
       <w:r>
         <w:rPr>
@@ -1319,7 +1435,15 @@
           <w:sz w:val="28"/>
           <w:szCs w:val="28"/>
         </w:rPr>
-        <w:t>、服务层（service层）、FFI桥接层</w:t>
+        <w:t>、服务层（service层）</w:t>
+      </w:r>
+      <w:r>
+        <w:rPr>
+          <w:rFonts w:hint="eastAsia"/>
+          <w:sz w:val="28"/>
+          <w:szCs w:val="28"/>
+        </w:rPr>
+        <w:t>、FFI桥接层</w:t>
       </w:r>
       <w:r>
         <w:rPr>
@@ -1336,79 +1460,6 @@
           <w:szCs w:val="28"/>
         </w:rPr>
         <w:t>层（UI）；</w:t>
-      </w:r>
-    </w:p>
-    <w:p>
-      <w:pPr>
-        <w:rPr>
-          <w:rFonts w:hint="eastAsia"/>
-          <w:sz w:val="28"/>
-          <w:szCs w:val="28"/>
-        </w:rPr>
-      </w:pPr>
-      <w:r>
-        <w:rPr>
-          <w:rFonts w:hint="eastAsia"/>
-          <w:sz w:val="28"/>
-          <w:szCs w:val="28"/>
-        </w:rPr>
-        <w:t>业务</w:t>
-      </w:r>
-      <w:r>
-        <w:rPr>
-          <w:rFonts w:hint="eastAsia"/>
-          <w:sz w:val="28"/>
-          <w:szCs w:val="28"/>
-        </w:rPr>
-        <w:t>层又分两个</w:t>
-      </w:r>
-      <w:r>
-        <w:rPr>
-          <w:rFonts w:hint="eastAsia"/>
-          <w:sz w:val="28"/>
-          <w:szCs w:val="28"/>
-        </w:rPr>
-        <w:t>部分</w:t>
-      </w:r>
-      <w:r>
-        <w:rPr>
-          <w:rFonts w:hint="eastAsia"/>
-          <w:sz w:val="28"/>
-          <w:szCs w:val="28"/>
-        </w:rPr>
-        <w:t>：通信</w:t>
-      </w:r>
-      <w:r>
-        <w:rPr>
-          <w:rFonts w:hint="eastAsia"/>
-          <w:sz w:val="28"/>
-          <w:szCs w:val="28"/>
-        </w:rPr>
-        <w:t>部分</w:t>
-      </w:r>
-      <w:r>
-        <w:rPr>
-          <w:rFonts w:hint="eastAsia"/>
-          <w:sz w:val="28"/>
-          <w:szCs w:val="28"/>
-        </w:rPr>
-        <w:t>和音视频解码</w:t>
-      </w:r>
-      <w:r>
-        <w:rPr>
-          <w:rFonts w:hint="eastAsia"/>
-          <w:sz w:val="28"/>
-          <w:szCs w:val="28"/>
-        </w:rPr>
-        <w:t>部分</w:t>
-      </w:r>
-      <w:r>
-        <w:rPr>
-          <w:rFonts w:hint="eastAsia"/>
-          <w:sz w:val="28"/>
-          <w:szCs w:val="28"/>
-        </w:rPr>
-        <w:t>（核心）</w:t>
       </w:r>
     </w:p>
     <w:p>
@@ -1419,6 +1470,100 @@
           <w:numId w:val="3"/>
         </w:numPr>
         <w:rPr>
+          <w:sz w:val="28"/>
+          <w:szCs w:val="28"/>
+        </w:rPr>
+      </w:pPr>
+      <w:r>
+        <w:rPr>
+          <w:rFonts w:hint="eastAsia"/>
+          <w:sz w:val="28"/>
+          <w:szCs w:val="28"/>
+        </w:rPr>
+        <w:t>部分</w:t>
+      </w:r>
+      <w:r>
+        <w:rPr>
+          <w:rFonts w:hint="eastAsia"/>
+          <w:sz w:val="28"/>
+          <w:szCs w:val="28"/>
+        </w:rPr>
+        <w:t>层的模块设计</w:t>
+      </w:r>
+    </w:p>
+    <w:p>
+      <w:pPr>
+        <w:rPr>
+          <w:sz w:val="28"/>
+          <w:szCs w:val="28"/>
+        </w:rPr>
+      </w:pPr>
+      <w:r>
+        <w:rPr>
+          <w:rFonts w:hint="eastAsia"/>
+          <w:sz w:val="28"/>
+          <w:szCs w:val="28"/>
+        </w:rPr>
+        <w:t>适配器</w:t>
+      </w:r>
+      <w:r>
+        <w:rPr>
+          <w:rFonts w:hint="eastAsia"/>
+          <w:sz w:val="28"/>
+          <w:szCs w:val="28"/>
+        </w:rPr>
+        <w:t>层</w:t>
+      </w:r>
+      <w:r>
+        <w:rPr>
+          <w:rFonts w:hint="eastAsia"/>
+          <w:sz w:val="28"/>
+          <w:szCs w:val="28"/>
+        </w:rPr>
+        <w:t>：文件系统模块、数据库操作模块</w:t>
+      </w:r>
+    </w:p>
+    <w:p>
+      <w:pPr>
+        <w:rPr>
+          <w:sz w:val="28"/>
+          <w:szCs w:val="28"/>
+        </w:rPr>
+      </w:pPr>
+      <w:r>
+        <w:rPr>
+          <w:rFonts w:hint="eastAsia"/>
+          <w:sz w:val="28"/>
+          <w:szCs w:val="28"/>
+        </w:rPr>
+        <w:t>引擎层：音视频解码模块、视频渲染模块</w:t>
+      </w:r>
+    </w:p>
+    <w:p>
+      <w:pPr>
+        <w:rPr>
+          <w:rFonts w:hint="eastAsia"/>
+          <w:sz w:val="28"/>
+          <w:szCs w:val="28"/>
+        </w:rPr>
+      </w:pPr>
+      <w:r>
+        <w:rPr>
+          <w:rFonts w:hint="eastAsia"/>
+          <w:sz w:val="28"/>
+          <w:szCs w:val="28"/>
+        </w:rPr>
+        <w:t>业务层：音视频同步模块、网络模块</w:t>
+      </w:r>
+    </w:p>
+    <w:p>
+      <w:pPr>
+        <w:pStyle w:val="a9"/>
+        <w:numPr>
+          <w:ilvl w:val="0"/>
+          <w:numId w:val="3"/>
+        </w:numPr>
+        <w:rPr>
           <w:rFonts w:hint="eastAsia"/>
           <w:sz w:val="28"/>
           <w:szCs w:val="28"/>
@@ -1447,7 +1592,23 @@
           <w:sz w:val="28"/>
           <w:szCs w:val="28"/>
         </w:rPr>
-        <w:t>辜垂沛：数据持久化层、数据映射层</w:t>
+        <w:t>辜垂沛：数据持久化层、</w:t>
+      </w:r>
+      <w:r>
+        <w:rPr>
+          <w:rFonts w:hint="eastAsia"/>
+          <w:sz w:val="28"/>
+          <w:szCs w:val="28"/>
+        </w:rPr>
+        <w:t>适配器</w:t>
+      </w:r>
+      <w:r>
+        <w:rPr>
+          <w:rFonts w:hint="eastAsia"/>
+          <w:sz w:val="28"/>
+          <w:szCs w:val="28"/>
+        </w:rPr>
+        <w:t>层</w:t>
       </w:r>
     </w:p>
     <w:p>
@@ -1505,38 +1666,63 @@
           <w:sz w:val="28"/>
           <w:szCs w:val="28"/>
         </w:rPr>
-        <w:t>业务层</w:t>
-      </w:r>
-    </w:p>
-    <w:p>
-      <w:pPr>
-        <w:rPr>
-          <w:rFonts w:hint="eastAsia"/>
-          <w:sz w:val="28"/>
-          <w:szCs w:val="28"/>
-        </w:rPr>
-      </w:pPr>
-      <w:r>
-        <w:rPr>
-          <w:rFonts w:hint="eastAsia"/>
-          <w:sz w:val="28"/>
-          <w:szCs w:val="28"/>
-        </w:rPr>
-        <w:t>吴圹钛：通信</w:t>
-      </w:r>
-      <w:r>
-        <w:rPr>
-          <w:rFonts w:hint="eastAsia"/>
-          <w:sz w:val="28"/>
-          <w:szCs w:val="28"/>
-        </w:rPr>
-        <w:t>部分</w:t>
-      </w:r>
-    </w:p>
-    <w:p>
-      <w:pPr>
-        <w:rPr>
-          <w:rFonts w:hint="eastAsia"/>
+        <w:t>服务层、</w:t>
+      </w:r>
+      <w:r>
+        <w:rPr>
+          <w:rFonts w:hint="eastAsia"/>
+          <w:sz w:val="28"/>
+          <w:szCs w:val="28"/>
+        </w:rPr>
+        <w:t>业务层的音视频同步模块</w:t>
+      </w:r>
+    </w:p>
+    <w:p>
+      <w:pPr>
+        <w:rPr>
+          <w:rFonts w:hint="eastAsia"/>
+          <w:sz w:val="28"/>
+          <w:szCs w:val="28"/>
+        </w:rPr>
+      </w:pPr>
+      <w:r>
+        <w:rPr>
+          <w:rFonts w:hint="eastAsia"/>
+          <w:sz w:val="28"/>
+          <w:szCs w:val="28"/>
+        </w:rPr>
+        <w:t>吴</w:t>
+      </w:r>
+      <w:proofErr w:type="gramStart"/>
+      <w:r>
+        <w:rPr>
+          <w:rFonts w:hint="eastAsia"/>
+          <w:sz w:val="28"/>
+          <w:szCs w:val="28"/>
+        </w:rPr>
+        <w:t>圹</w:t>
+      </w:r>
+      <w:proofErr w:type="gramEnd"/>
+      <w:r>
+        <w:rPr>
+          <w:rFonts w:hint="eastAsia"/>
+          <w:sz w:val="28"/>
+          <w:szCs w:val="28"/>
+        </w:rPr>
+        <w:t>钛：</w:t>
+      </w:r>
+      <w:r>
+        <w:rPr>
+          <w:rFonts w:hint="eastAsia"/>
+          <w:sz w:val="28"/>
+          <w:szCs w:val="28"/>
+        </w:rPr>
+        <w:t>业务层的网络模块</w:t>
+      </w:r>
+    </w:p>
+    <w:p>
+      <w:pPr>
+        <w:rPr>
           <w:sz w:val="28"/>
           <w:szCs w:val="28"/>
         </w:rPr>
@@ -1549,6 +1735,91 @@
         </w:rPr>
         <w:t>梁兴邦：表现层</w:t>
       </w:r>
+    </w:p>
+    <w:p>
+      <w:pPr>
+        <w:pStyle w:val="a9"/>
+        <w:numPr>
+          <w:ilvl w:val="0"/>
+          <w:numId w:val="3"/>
+        </w:numPr>
+        <w:rPr>
+          <w:rFonts w:hint="eastAsia"/>
+          <w:sz w:val="28"/>
+          <w:szCs w:val="28"/>
+        </w:rPr>
+      </w:pPr>
+      <w:r>
+        <w:rPr>
+          <w:rFonts w:hint="eastAsia"/>
+          <w:sz w:val="28"/>
+          <w:szCs w:val="28"/>
+        </w:rPr>
+        <w:t>项目框架和数据流</w:t>
+      </w:r>
+    </w:p>
+    <w:p>
+      <w:pPr>
+        <w:rPr>
+          <w:sz w:val="28"/>
+          <w:szCs w:val="28"/>
+        </w:rPr>
+      </w:pPr>
+      <w:r>
+        <w:rPr>
+          <w:rFonts w:hint="eastAsia"/>
+        </w:rPr>
+        <w:object w:dxaOrig="1486" w:dyaOrig="1009" w14:anchorId="0774F3A3">
+          <v:shapetype id="_x0000_t75" coordsize="21600,21600" o:spt="75" o:preferrelative="t" path="m@4@5l@4@11@9@11@9@5xe" filled="f" stroked="f">
+            <v:stroke joinstyle="miter"/>
+            <v:formulas>
+              <v:f eqn="if lineDrawn pixelLineWidth 0"/>
+              <v:f eqn="sum @0 1 0"/>
+              <v:f eqn="sum 0 0 @1"/>
+              <v:f eqn="prod @2 1 2"/>
+              <v:f eqn="prod @3 21600 pixelWidth"/>
+              <v:f eqn="prod @3 21600 pixelHeight"/>
+              <v:f eqn="sum @0 0 1"/>
+              <v:f eqn="prod @6 1 2"/>
+              <v:f eqn="prod @7 21600 pixelWidth"/>
+              <v:f eqn="sum @8 21600 0"/>
+              <v:f eqn="prod @7 21600 pixelHeight"/>
+              <v:f eqn="sum @10 21600 0"/>
+            </v:formulas>
+            <v:path o:extrusionok="f" gradientshapeok="t" o:connecttype="rect"/>
+            <o:lock v:ext="edit" aspectratio="t"/>
+          </v:shapetype>
+          <v:shape id="_x0000_i1030" type="#_x0000_t75" style="width:74.2pt;height:50.4pt" o:ole="">
+            <v:imagedata r:id="rId5" o:title=""/>
+          </v:shape>
+          <o:OLEObject Type="Embed" ProgID="Package" ShapeID="_x0000_i1030" DrawAspect="Icon" ObjectID="_1840912639" r:id="rId6"/>
+        </w:object>
+      </w:r>
+      <w:r>
+        <w:rPr>
+          <w:rFonts w:hint="eastAsia"/>
+        </w:rPr>
+        <w:t xml:space="preserve"> </w:t>
+      </w:r>
+      <w:r>
+        <w:rPr>
+          <w:rFonts w:hint="eastAsia"/>
+        </w:rPr>
+        <w:object w:dxaOrig="1486" w:dyaOrig="1009" w14:anchorId="13EFBF9C">
+          <v:shape id="_x0000_i1025" type="#_x0000_t75" style="width:74.2pt;height:50.4pt" o:ole="">
+            <v:imagedata r:id="rId7" o:title=""/>
+          </v:shape>
+          <o:OLEObject Type="Embed" ProgID="Package" ShapeID="_x0000_i1025" DrawAspect="Icon" ObjectID="_1840912640" r:id="rId8"/>
+        </w:object>
+      </w:r>
+    </w:p>
+    <w:p>
+      <w:pPr>
+        <w:rPr>
+          <w:sz w:val="28"/>
+          <w:szCs w:val="28"/>
+        </w:rPr>
+      </w:pPr>
     </w:p>
     <w:p>
       <w:pPr>
@@ -1578,6 +1849,7 @@
           <w:sz w:val="32"/>
           <w:szCs w:val="32"/>
         </w:rPr>
+        <w:lastRenderedPageBreak/>
         <w:t>分层设计</w:t>
       </w:r>
     </w:p>
@@ -1707,8 +1979,18 @@
           <w:sz w:val="28"/>
           <w:szCs w:val="28"/>
         </w:rPr>
-        <w:t>客户端，sqlite</w:t>
-      </w:r>
+        <w:t>客户端，</w:t>
+      </w:r>
+      <w:proofErr w:type="spellStart"/>
+      <w:r>
+        <w:rPr>
+          <w:rFonts w:hint="eastAsia"/>
+          <w:sz w:val="28"/>
+          <w:szCs w:val="28"/>
+        </w:rPr>
+        <w:t>sqlite</w:t>
+      </w:r>
+      <w:proofErr w:type="spellEnd"/>
     </w:p>
     <w:p>
       <w:pPr>
@@ -1766,7 +2048,6 @@
           <w:sz w:val="28"/>
           <w:szCs w:val="28"/>
         </w:rPr>
-        <w:lastRenderedPageBreak/>
         <w:t>音频文件：歌曲名、文件路径、文件大小、封面图片、作曲家、音频</w:t>
       </w:r>
       <w:r>
@@ -1783,31 +2064,79 @@
           <w:sz w:val="28"/>
           <w:szCs w:val="28"/>
         </w:rPr>
-        <w:t>格式、时长、位深</w:t>
-      </w:r>
-      <w:r>
-        <w:rPr>
-          <w:rFonts w:hint="eastAsia"/>
-          <w:sz w:val="28"/>
-          <w:szCs w:val="28"/>
-        </w:rPr>
-        <w:t>度</w:t>
-      </w:r>
-      <w:r>
-        <w:rPr>
-          <w:rFonts w:hint="eastAsia"/>
-          <w:sz w:val="28"/>
-          <w:szCs w:val="28"/>
-        </w:rPr>
-        <w:t>、采样频率、比特率（码率）、</w:t>
-      </w:r>
-      <w:r>
-        <w:rPr>
-          <w:rFonts w:hint="eastAsia"/>
-          <w:sz w:val="28"/>
-          <w:szCs w:val="28"/>
-        </w:rPr>
-        <w:t>声道模式、</w:t>
+        <w:t>格式、时长、</w:t>
+      </w:r>
+      <w:r>
+        <w:rPr>
+          <w:rFonts w:hint="eastAsia"/>
+          <w:sz w:val="28"/>
+          <w:szCs w:val="28"/>
+        </w:rPr>
+        <w:t>采样格式（</w:t>
+      </w:r>
+      <w:r>
+        <w:rPr>
+          <w:rFonts w:hint="eastAsia"/>
+          <w:sz w:val="28"/>
+          <w:szCs w:val="28"/>
+        </w:rPr>
+        <w:t>位深</w:t>
+      </w:r>
+      <w:r>
+        <w:rPr>
+          <w:rFonts w:hint="eastAsia"/>
+          <w:sz w:val="28"/>
+          <w:szCs w:val="28"/>
+        </w:rPr>
+        <w:t>）</w:t>
+      </w:r>
+      <w:r>
+        <w:rPr>
+          <w:rFonts w:hint="eastAsia"/>
+          <w:sz w:val="28"/>
+          <w:szCs w:val="28"/>
+        </w:rPr>
+        <w:t>、采样频率、比特率（码率）</w:t>
+      </w:r>
+      <w:r>
+        <w:rPr>
+          <w:rFonts w:hint="eastAsia"/>
+          <w:sz w:val="28"/>
+          <w:szCs w:val="28"/>
+        </w:rPr>
+        <w:t>、声道数</w:t>
+      </w:r>
+      <w:r>
+        <w:rPr>
+          <w:rFonts w:hint="eastAsia"/>
+          <w:sz w:val="28"/>
+          <w:szCs w:val="28"/>
+        </w:rPr>
+        <w:t>、</w:t>
+      </w:r>
+      <w:r>
+        <w:rPr>
+          <w:rFonts w:hint="eastAsia"/>
+          <w:sz w:val="28"/>
+          <w:szCs w:val="28"/>
+        </w:rPr>
+        <w:t>声道</w:t>
+      </w:r>
+      <w:r>
+        <w:rPr>
+          <w:rFonts w:hint="eastAsia"/>
+          <w:sz w:val="28"/>
+          <w:szCs w:val="28"/>
+        </w:rPr>
+        <w:t>布局</w:t>
+      </w:r>
+      <w:r>
+        <w:rPr>
+          <w:rFonts w:hint="eastAsia"/>
+          <w:sz w:val="28"/>
+          <w:szCs w:val="28"/>
+        </w:rPr>
+        <w:t>、</w:t>
       </w:r>
       <w:r>
         <w:rPr>
@@ -1904,7 +2233,15 @@
           <w:sz w:val="28"/>
           <w:szCs w:val="28"/>
         </w:rPr>
-        <w:t>数据映射层</w:t>
+        <w:t>适配器</w:t>
+      </w:r>
+      <w:r>
+        <w:rPr>
+          <w:rFonts w:hint="eastAsia"/>
+          <w:sz w:val="28"/>
+          <w:szCs w:val="28"/>
+        </w:rPr>
+        <w:t>层</w:t>
       </w:r>
       <w:r>
         <w:rPr>
@@ -1948,6 +2285,23 @@
         </w:rPr>
         <w:t>第三方库：sqlite3</w:t>
       </w:r>
+      <w:r>
+        <w:rPr>
+          <w:rFonts w:hint="eastAsia"/>
+          <w:sz w:val="28"/>
+          <w:szCs w:val="28"/>
+        </w:rPr>
+        <w:t>、</w:t>
+      </w:r>
+      <w:proofErr w:type="spellStart"/>
+      <w:r>
+        <w:rPr>
+          <w:sz w:val="28"/>
+          <w:szCs w:val="28"/>
+        </w:rPr>
+        <w:t>nlohmann-json</w:t>
+      </w:r>
+      <w:proofErr w:type="spellEnd"/>
     </w:p>
     <w:p>
       <w:pPr>
@@ -1994,7 +2348,16 @@
           <w:sz w:val="28"/>
           <w:szCs w:val="28"/>
         </w:rPr>
-        <w:t>业务层</w:t>
+        <w:lastRenderedPageBreak/>
+        <w:t>引擎</w:t>
+      </w:r>
+      <w:r>
+        <w:rPr>
+          <w:rFonts w:hint="eastAsia"/>
+          <w:sz w:val="28"/>
+          <w:szCs w:val="28"/>
+        </w:rPr>
+        <w:t>层</w:t>
       </w:r>
     </w:p>
     <w:p>
@@ -2016,92 +2379,6 @@
     </w:p>
     <w:p>
       <w:pPr>
-        <w:pStyle w:val="a9"/>
-        <w:numPr>
-          <w:ilvl w:val="0"/>
-          <w:numId w:val="6"/>
-        </w:numPr>
-        <w:rPr>
-          <w:rFonts w:hint="eastAsia"/>
-          <w:sz w:val="28"/>
-          <w:szCs w:val="28"/>
-        </w:rPr>
-      </w:pPr>
-      <w:r>
-        <w:rPr>
-          <w:rFonts w:hint="eastAsia"/>
-          <w:sz w:val="28"/>
-          <w:szCs w:val="28"/>
-        </w:rPr>
-        <w:t>通信部分</w:t>
-      </w:r>
-      <w:r>
-        <w:rPr>
-          <w:rFonts w:hint="eastAsia"/>
-          <w:sz w:val="28"/>
-          <w:szCs w:val="28"/>
-        </w:rPr>
-        <w:t>（吴圹钛）</w:t>
-      </w:r>
-    </w:p>
-    <w:p>
-      <w:pPr>
-        <w:rPr>
-          <w:rFonts w:hint="eastAsia"/>
-          <w:sz w:val="28"/>
-          <w:szCs w:val="28"/>
-        </w:rPr>
-      </w:pPr>
-      <w:r>
-        <w:rPr>
-          <w:rFonts w:hint="eastAsia"/>
-          <w:sz w:val="28"/>
-          <w:szCs w:val="28"/>
-        </w:rPr>
-        <w:t>第三方库：ASIO</w:t>
-      </w:r>
-      <w:r>
-        <w:rPr>
-          <w:rFonts w:hint="eastAsia"/>
-          <w:sz w:val="28"/>
-          <w:szCs w:val="28"/>
-        </w:rPr>
-        <w:t>、WebRTC</w:t>
-      </w:r>
-    </w:p>
-    <w:p>
-      <w:pPr>
-        <w:rPr>
-          <w:rFonts w:hint="eastAsia"/>
-          <w:sz w:val="28"/>
-          <w:szCs w:val="28"/>
-        </w:rPr>
-      </w:pPr>
-      <w:r>
-        <w:rPr>
-          <w:rFonts w:hint="eastAsia"/>
-          <w:sz w:val="28"/>
-          <w:szCs w:val="28"/>
-        </w:rPr>
-        <w:t>主要内容：负责实时通信、文件传输，实现客户端与客户端、客户端与服务端之间的通信</w:t>
-      </w:r>
-    </w:p>
-    <w:p>
-      <w:pPr>
-        <w:rPr>
-          <w:rFonts w:hint="eastAsia"/>
-          <w:sz w:val="28"/>
-          <w:szCs w:val="28"/>
-        </w:rPr>
-      </w:pPr>
-    </w:p>
-    <w:p>
-      <w:pPr>
-        <w:pStyle w:val="a9"/>
-        <w:numPr>
-          <w:ilvl w:val="0"/>
-          <w:numId w:val="6"/>
-        </w:numPr>
         <w:rPr>
           <w:rFonts w:hint="eastAsia"/>
           <w:sz w:val="28"/>
@@ -2131,13 +2408,82 @@
           <w:sz w:val="28"/>
           <w:szCs w:val="28"/>
         </w:rPr>
-        <w:t>第三方库：FFmpeg、Vulkan SDK</w:t>
-      </w:r>
-    </w:p>
-    <w:p>
-      <w:pPr>
-        <w:rPr>
-          <w:rFonts w:hint="eastAsia"/>
+        <w:t>第三方库：</w:t>
+      </w:r>
+      <w:proofErr w:type="spellStart"/>
+      <w:r>
+        <w:rPr>
+          <w:rFonts w:hint="eastAsia"/>
+          <w:sz w:val="28"/>
+          <w:szCs w:val="28"/>
+        </w:rPr>
+        <w:t>FFmpeg</w:t>
+      </w:r>
+      <w:proofErr w:type="spellEnd"/>
+      <w:r>
+        <w:rPr>
+          <w:rFonts w:hint="eastAsia"/>
+          <w:sz w:val="28"/>
+          <w:szCs w:val="28"/>
+        </w:rPr>
+        <w:t>、Vulkan SDK</w:t>
+      </w:r>
+      <w:r>
+        <w:rPr>
+          <w:rFonts w:hint="eastAsia"/>
+          <w:sz w:val="28"/>
+          <w:szCs w:val="28"/>
+        </w:rPr>
+        <w:t>、glfw3、</w:t>
+      </w:r>
+      <w:proofErr w:type="spellStart"/>
+      <w:r>
+        <w:rPr>
+          <w:rFonts w:hint="eastAsia"/>
+          <w:sz w:val="28"/>
+          <w:szCs w:val="28"/>
+        </w:rPr>
+        <w:t>glm</w:t>
+      </w:r>
+      <w:proofErr w:type="spellEnd"/>
+      <w:r>
+        <w:rPr>
+          <w:rFonts w:hint="eastAsia"/>
+          <w:sz w:val="28"/>
+          <w:szCs w:val="28"/>
+        </w:rPr>
+        <w:t>、</w:t>
+      </w:r>
+      <w:proofErr w:type="spellStart"/>
+      <w:r>
+        <w:rPr>
+          <w:sz w:val="28"/>
+          <w:szCs w:val="28"/>
+        </w:rPr>
+        <w:t>SoundTouch</w:t>
+      </w:r>
+      <w:proofErr w:type="spellEnd"/>
+      <w:r>
+        <w:rPr>
+          <w:rFonts w:hint="eastAsia"/>
+          <w:sz w:val="28"/>
+          <w:szCs w:val="28"/>
+        </w:rPr>
+        <w:t>、</w:t>
+      </w:r>
+      <w:proofErr w:type="spellStart"/>
+      <w:r>
+        <w:rPr>
+          <w:sz w:val="28"/>
+          <w:szCs w:val="28"/>
+        </w:rPr>
+        <w:t>libplacebo</w:t>
+      </w:r>
+      <w:proofErr w:type="spellEnd"/>
+    </w:p>
+    <w:p>
+      <w:pPr>
+        <w:rPr>
           <w:sz w:val="28"/>
           <w:szCs w:val="28"/>
         </w:rPr>
@@ -2184,26 +2530,17 @@
           <w:numId w:val="4"/>
         </w:numPr>
         <w:rPr>
-          <w:rFonts w:hint="eastAsia"/>
-          <w:sz w:val="28"/>
-          <w:szCs w:val="28"/>
-        </w:rPr>
-      </w:pPr>
-      <w:r>
-        <w:rPr>
-          <w:rFonts w:hint="eastAsia"/>
-          <w:sz w:val="28"/>
-          <w:szCs w:val="28"/>
-        </w:rPr>
-        <w:t>服务层</w:t>
-      </w:r>
-      <w:r>
-        <w:rPr>
-          <w:rFonts w:hint="eastAsia"/>
-          <w:sz w:val="28"/>
-          <w:szCs w:val="28"/>
-        </w:rPr>
-        <w:t>（邓志鸿）</w:t>
+          <w:sz w:val="28"/>
+          <w:szCs w:val="28"/>
+        </w:rPr>
+      </w:pPr>
+      <w:r>
+        <w:rPr>
+          <w:rFonts w:hint="eastAsia"/>
+          <w:sz w:val="28"/>
+          <w:szCs w:val="28"/>
+        </w:rPr>
+        <w:t>业务层</w:t>
       </w:r>
     </w:p>
     <w:p>
@@ -2225,43 +2562,121 @@
     </w:p>
     <w:p>
       <w:pPr>
-        <w:rPr>
-          <w:rFonts w:hint="eastAsia"/>
-          <w:sz w:val="28"/>
-          <w:szCs w:val="28"/>
-        </w:rPr>
-      </w:pPr>
-      <w:r>
-        <w:rPr>
-          <w:rFonts w:hint="eastAsia"/>
-          <w:sz w:val="28"/>
-          <w:szCs w:val="28"/>
-        </w:rPr>
-        <w:t>主要内容：负责将基础功能组合，并对外提供统一的API接口（对</w:t>
-      </w:r>
-      <w:r>
-        <w:rPr>
-          <w:rFonts w:hint="eastAsia"/>
-          <w:sz w:val="28"/>
-          <w:szCs w:val="28"/>
-        </w:rPr>
-        <w:t>于</w:t>
-      </w:r>
-      <w:r>
-        <w:rPr>
-          <w:rFonts w:hint="eastAsia"/>
-          <w:sz w:val="28"/>
-          <w:szCs w:val="28"/>
-        </w:rPr>
-        <w:t>表示层是为其提供API进行调用，对于</w:t>
-      </w:r>
-      <w:r>
-        <w:rPr>
-          <w:rFonts w:hint="eastAsia"/>
-          <w:sz w:val="28"/>
-          <w:szCs w:val="28"/>
-        </w:rPr>
-        <w:t>其他项目是提供公共API进行二次开发</w:t>
+        <w:pStyle w:val="a9"/>
+        <w:numPr>
+          <w:ilvl w:val="0"/>
+          <w:numId w:val="7"/>
+        </w:numPr>
+        <w:rPr>
+          <w:rFonts w:hint="eastAsia"/>
+          <w:sz w:val="28"/>
+          <w:szCs w:val="28"/>
+        </w:rPr>
+      </w:pPr>
+      <w:r>
+        <w:rPr>
+          <w:rFonts w:hint="eastAsia"/>
+          <w:sz w:val="28"/>
+          <w:szCs w:val="28"/>
+        </w:rPr>
+        <w:t>网络模块</w:t>
+      </w:r>
+      <w:r>
+        <w:rPr>
+          <w:rFonts w:hint="eastAsia"/>
+          <w:sz w:val="28"/>
+          <w:szCs w:val="28"/>
+        </w:rPr>
+        <w:t>（吴</w:t>
+      </w:r>
+      <w:proofErr w:type="gramStart"/>
+      <w:r>
+        <w:rPr>
+          <w:rFonts w:hint="eastAsia"/>
+          <w:sz w:val="28"/>
+          <w:szCs w:val="28"/>
+        </w:rPr>
+        <w:t>圹</w:t>
+      </w:r>
+      <w:proofErr w:type="gramEnd"/>
+      <w:r>
+        <w:rPr>
+          <w:rFonts w:hint="eastAsia"/>
+          <w:sz w:val="28"/>
+          <w:szCs w:val="28"/>
+        </w:rPr>
+        <w:t>钛）</w:t>
+      </w:r>
+    </w:p>
+    <w:p>
+      <w:pPr>
+        <w:rPr>
+          <w:rFonts w:hint="eastAsia"/>
+          <w:sz w:val="28"/>
+          <w:szCs w:val="28"/>
+        </w:rPr>
+      </w:pPr>
+      <w:r>
+        <w:rPr>
+          <w:rFonts w:hint="eastAsia"/>
+          <w:sz w:val="28"/>
+          <w:szCs w:val="28"/>
+        </w:rPr>
+        <w:t>第三方库：ASIO、</w:t>
+      </w:r>
+      <w:proofErr w:type="spellStart"/>
+      <w:r>
+        <w:rPr>
+          <w:sz w:val="28"/>
+          <w:szCs w:val="28"/>
+        </w:rPr>
+        <w:t>websocketpp</w:t>
+      </w:r>
+      <w:proofErr w:type="spellEnd"/>
+    </w:p>
+    <w:p>
+      <w:pPr>
+        <w:rPr>
+          <w:sz w:val="28"/>
+          <w:szCs w:val="28"/>
+        </w:rPr>
+      </w:pPr>
+      <w:r>
+        <w:rPr>
+          <w:rFonts w:hint="eastAsia"/>
+          <w:sz w:val="28"/>
+          <w:szCs w:val="28"/>
+        </w:rPr>
+        <w:t>主要内容：负责实时通信、文件传输，实现客户端与客户端、客户端与服务端之间的通信</w:t>
+      </w:r>
+    </w:p>
+    <w:p>
+      <w:pPr>
+        <w:pStyle w:val="a9"/>
+        <w:numPr>
+          <w:ilvl w:val="0"/>
+          <w:numId w:val="7"/>
+        </w:numPr>
+        <w:rPr>
+          <w:sz w:val="28"/>
+          <w:szCs w:val="28"/>
+        </w:rPr>
+      </w:pPr>
+      <w:r>
+        <w:rPr>
+          <w:rFonts w:hint="eastAsia"/>
+          <w:sz w:val="28"/>
+          <w:szCs w:val="28"/>
+        </w:rPr>
+        <w:t>音视频同步模块（</w:t>
+      </w:r>
+      <w:r>
+        <w:rPr>
+          <w:rFonts w:hint="eastAsia"/>
+          <w:sz w:val="28"/>
+          <w:szCs w:val="28"/>
+        </w:rPr>
+        <w:t>邓志鸿</w:t>
       </w:r>
       <w:r>
         <w:rPr>
@@ -2271,13 +2686,56 @@
         </w:rPr>
         <w:t>）</w:t>
       </w:r>
-      <w:r>
-        <w:rPr>
-          <w:rFonts w:hint="eastAsia"/>
-          <w:sz w:val="28"/>
-          <w:szCs w:val="28"/>
-        </w:rPr>
-        <w:t>，将API接口设计好</w:t>
+    </w:p>
+    <w:p>
+      <w:pPr>
+        <w:rPr>
+          <w:rFonts w:hint="eastAsia"/>
+          <w:sz w:val="28"/>
+          <w:szCs w:val="28"/>
+        </w:rPr>
+      </w:pPr>
+      <w:r>
+        <w:rPr>
+          <w:rFonts w:hint="eastAsia"/>
+          <w:sz w:val="28"/>
+          <w:szCs w:val="28"/>
+        </w:rPr>
+        <w:t>第三方库：</w:t>
+      </w:r>
+      <w:proofErr w:type="spellStart"/>
+      <w:r>
+        <w:rPr>
+          <w:rFonts w:hint="eastAsia"/>
+          <w:sz w:val="28"/>
+          <w:szCs w:val="28"/>
+        </w:rPr>
+        <w:t>glm</w:t>
+      </w:r>
+      <w:proofErr w:type="spellEnd"/>
+    </w:p>
+    <w:p>
+      <w:pPr>
+        <w:rPr>
+          <w:sz w:val="28"/>
+          <w:szCs w:val="28"/>
+        </w:rPr>
+      </w:pPr>
+      <w:r>
+        <w:rPr>
+          <w:rFonts w:hint="eastAsia"/>
+          <w:sz w:val="28"/>
+          <w:szCs w:val="28"/>
+        </w:rPr>
+        <w:t>主要内容：负责</w:t>
+      </w:r>
+      <w:r>
+        <w:rPr>
+          <w:rFonts w:hint="eastAsia"/>
+          <w:sz w:val="28"/>
+          <w:szCs w:val="28"/>
+        </w:rPr>
+        <w:t>音视频的同步和流程控制，并将最终的音视频结果句柄传递给上层</w:t>
       </w:r>
     </w:p>
     <w:p>
@@ -2308,6 +2766,120 @@
           <w:sz w:val="28"/>
           <w:szCs w:val="28"/>
         </w:rPr>
+        <w:lastRenderedPageBreak/>
+        <w:t>服务层</w:t>
+      </w:r>
+      <w:r>
+        <w:rPr>
+          <w:rFonts w:hint="eastAsia"/>
+          <w:sz w:val="28"/>
+          <w:szCs w:val="28"/>
+        </w:rPr>
+        <w:t>（邓志鸿）</w:t>
+      </w:r>
+    </w:p>
+    <w:p>
+      <w:pPr>
+        <w:rPr>
+          <w:rFonts w:hint="eastAsia"/>
+          <w:sz w:val="28"/>
+          <w:szCs w:val="28"/>
+        </w:rPr>
+      </w:pPr>
+      <w:r>
+        <w:rPr>
+          <w:rFonts w:hint="eastAsia"/>
+          <w:sz w:val="28"/>
+          <w:szCs w:val="28"/>
+        </w:rPr>
+        <w:t>开发语言：C/C++</w:t>
+      </w:r>
+    </w:p>
+    <w:p>
+      <w:pPr>
+        <w:rPr>
+          <w:rFonts w:hint="eastAsia"/>
+          <w:sz w:val="28"/>
+          <w:szCs w:val="28"/>
+        </w:rPr>
+      </w:pPr>
+      <w:r>
+        <w:rPr>
+          <w:rFonts w:hint="eastAsia"/>
+          <w:sz w:val="28"/>
+          <w:szCs w:val="28"/>
+        </w:rPr>
+        <w:t>主要内容：负责将基础功能组合，并对外提供统一的API接口（对</w:t>
+      </w:r>
+      <w:r>
+        <w:rPr>
+          <w:rFonts w:hint="eastAsia"/>
+          <w:sz w:val="28"/>
+          <w:szCs w:val="28"/>
+        </w:rPr>
+        <w:t>于</w:t>
+      </w:r>
+      <w:r>
+        <w:rPr>
+          <w:rFonts w:hint="eastAsia"/>
+          <w:sz w:val="28"/>
+          <w:szCs w:val="28"/>
+        </w:rPr>
+        <w:t>表示层是为其提供API进行调用，对于</w:t>
+      </w:r>
+      <w:r>
+        <w:rPr>
+          <w:rFonts w:hint="eastAsia"/>
+          <w:sz w:val="28"/>
+          <w:szCs w:val="28"/>
+        </w:rPr>
+        <w:t>其他项目是提供公共API进行二次开发</w:t>
+      </w:r>
+      <w:r>
+        <w:rPr>
+          <w:rFonts w:hint="eastAsia"/>
+          <w:sz w:val="28"/>
+          <w:szCs w:val="28"/>
+        </w:rPr>
+        <w:t>）</w:t>
+      </w:r>
+      <w:r>
+        <w:rPr>
+          <w:rFonts w:hint="eastAsia"/>
+          <w:sz w:val="28"/>
+          <w:szCs w:val="28"/>
+        </w:rPr>
+        <w:t>，将API接口设计好</w:t>
+      </w:r>
+    </w:p>
+    <w:p>
+      <w:pPr>
+        <w:rPr>
+          <w:rFonts w:hint="eastAsia"/>
+          <w:sz w:val="28"/>
+          <w:szCs w:val="28"/>
+        </w:rPr>
+      </w:pPr>
+    </w:p>
+    <w:p>
+      <w:pPr>
+        <w:pStyle w:val="a9"/>
+        <w:numPr>
+          <w:ilvl w:val="0"/>
+          <w:numId w:val="4"/>
+        </w:numPr>
+        <w:rPr>
+          <w:rFonts w:hint="eastAsia"/>
+          <w:sz w:val="28"/>
+          <w:szCs w:val="28"/>
+        </w:rPr>
+      </w:pPr>
+      <w:r>
+        <w:rPr>
+          <w:rFonts w:hint="eastAsia"/>
+          <w:sz w:val="28"/>
+          <w:szCs w:val="28"/>
+        </w:rPr>
         <w:t>表示</w:t>
       </w:r>
       <w:r>
@@ -2400,6 +2972,7 @@
           <w:szCs w:val="28"/>
         </w:rPr>
       </w:pPr>
+      <w:proofErr w:type="gramStart"/>
       <w:r>
         <w:rPr>
           <w:rFonts w:hint="eastAsia"/>
@@ -2416,711 +2989,104 @@
         </w:rPr>
         <w:t>..</w:t>
       </w:r>
-    </w:p>
-    <w:p>
-      <w:pPr>
-        <w:rPr>
-          <w:rFonts w:hint="eastAsia"/>
-          <w:sz w:val="28"/>
-          <w:szCs w:val="28"/>
-        </w:rPr>
-      </w:pPr>
-      <w:r>
-        <w:rPr>
-          <w:rFonts w:hint="eastAsia"/>
-          <w:sz w:val="28"/>
-          <w:szCs w:val="28"/>
-        </w:rPr>
-        <w:t>├─build</w:t>
-      </w:r>
-      <w:r>
-        <w:rPr>
-          <w:rFonts w:hint="eastAsia"/>
-          <w:sz w:val="28"/>
-          <w:szCs w:val="28"/>
-        </w:rPr>
-        <w:t>（生成的文件）</w:t>
-      </w:r>
-    </w:p>
-    <w:p>
-      <w:pPr>
-        <w:rPr>
-          <w:rFonts w:hint="eastAsia"/>
-          <w:sz w:val="28"/>
-          <w:szCs w:val="28"/>
-        </w:rPr>
-      </w:pPr>
-      <w:r>
-        <w:rPr>
-          <w:rFonts w:hint="eastAsia"/>
-          <w:sz w:val="28"/>
-          <w:szCs w:val="28"/>
-        </w:rPr>
-        <w:lastRenderedPageBreak/>
-        <w:t>├─docs</w:t>
-      </w:r>
-      <w:r>
-        <w:rPr>
-          <w:rFonts w:hint="eastAsia"/>
-          <w:sz w:val="28"/>
-          <w:szCs w:val="28"/>
-        </w:rPr>
-        <w:t>（文档）</w:t>
-      </w:r>
-    </w:p>
-    <w:p>
-      <w:pPr>
-        <w:rPr>
-          <w:rFonts w:hint="eastAsia"/>
-          <w:sz w:val="28"/>
-          <w:szCs w:val="28"/>
-        </w:rPr>
-      </w:pPr>
-      <w:r>
-        <w:rPr>
-          <w:rFonts w:hint="eastAsia"/>
-          <w:sz w:val="28"/>
-          <w:szCs w:val="28"/>
-        </w:rPr>
-        <w:t>├─examples</w:t>
-      </w:r>
-      <w:r>
-        <w:rPr>
-          <w:rFonts w:hint="eastAsia"/>
-          <w:sz w:val="28"/>
-          <w:szCs w:val="28"/>
-        </w:rPr>
-        <w:t>（示例）</w:t>
-      </w:r>
-    </w:p>
-    <w:p>
-      <w:pPr>
-        <w:rPr>
-          <w:rFonts w:hint="eastAsia"/>
-          <w:sz w:val="28"/>
-          <w:szCs w:val="28"/>
-        </w:rPr>
-      </w:pPr>
-      <w:r>
-        <w:rPr>
-          <w:rFonts w:hint="eastAsia"/>
-          <w:sz w:val="28"/>
-          <w:szCs w:val="28"/>
-        </w:rPr>
-        <w:t>├─Layering</w:t>
-      </w:r>
-    </w:p>
-    <w:p>
-      <w:pPr>
-        <w:rPr>
-          <w:rFonts w:hint="eastAsia"/>
-          <w:sz w:val="28"/>
-          <w:szCs w:val="28"/>
-        </w:rPr>
-      </w:pPr>
-      <w:r>
-        <w:rPr>
-          <w:rFonts w:hint="eastAsia"/>
-          <w:sz w:val="28"/>
-          <w:szCs w:val="28"/>
-        </w:rPr>
-        <w:t>│  ├─business</w:t>
-      </w:r>
-      <w:r>
-        <w:rPr>
-          <w:rFonts w:hint="eastAsia"/>
-          <w:sz w:val="28"/>
-          <w:szCs w:val="28"/>
-        </w:rPr>
-        <w:t>（业务层）</w:t>
-      </w:r>
-    </w:p>
-    <w:p>
-      <w:pPr>
-        <w:rPr>
-          <w:rFonts w:hint="eastAsia"/>
-          <w:sz w:val="28"/>
-          <w:szCs w:val="28"/>
-        </w:rPr>
-      </w:pPr>
-      <w:r>
-        <w:rPr>
-          <w:rFonts w:hint="eastAsia"/>
-          <w:sz w:val="28"/>
-          <w:szCs w:val="28"/>
-        </w:rPr>
-        <w:t>│  │  ├─core</w:t>
-      </w:r>
-      <w:r>
-        <w:rPr>
-          <w:rFonts w:hint="eastAsia"/>
-          <w:sz w:val="28"/>
-          <w:szCs w:val="28"/>
-        </w:rPr>
-        <w:t>（核心部分，解码部分）</w:t>
-      </w:r>
-    </w:p>
-    <w:p>
-      <w:pPr>
-        <w:rPr>
-          <w:rFonts w:hint="eastAsia"/>
-          <w:sz w:val="28"/>
-          <w:szCs w:val="28"/>
-        </w:rPr>
-      </w:pPr>
-      <w:r>
-        <w:rPr>
-          <w:rFonts w:hint="eastAsia"/>
-          <w:sz w:val="28"/>
-          <w:szCs w:val="28"/>
-        </w:rPr>
-        <w:t>│  │  │  ├─include</w:t>
-      </w:r>
-    </w:p>
-    <w:p>
-      <w:pPr>
-        <w:rPr>
-          <w:rFonts w:hint="eastAsia"/>
-          <w:sz w:val="28"/>
-          <w:szCs w:val="28"/>
-        </w:rPr>
-      </w:pPr>
-      <w:r>
-        <w:rPr>
-          <w:rFonts w:hint="eastAsia"/>
-          <w:sz w:val="28"/>
-          <w:szCs w:val="28"/>
-        </w:rPr>
-        <w:t>│  │  │  └─src</w:t>
-      </w:r>
-    </w:p>
-    <w:p>
-      <w:pPr>
-        <w:rPr>
-          <w:rFonts w:hint="eastAsia"/>
-          <w:sz w:val="28"/>
-          <w:szCs w:val="28"/>
-        </w:rPr>
-      </w:pPr>
-      <w:r>
-        <w:rPr>
-          <w:rFonts w:hint="eastAsia"/>
-          <w:sz w:val="28"/>
-          <w:szCs w:val="28"/>
-        </w:rPr>
-        <w:t>│  │  └─network</w:t>
-      </w:r>
-      <w:r>
-        <w:rPr>
-          <w:rFonts w:hint="eastAsia"/>
-          <w:sz w:val="28"/>
-          <w:szCs w:val="28"/>
-        </w:rPr>
-        <w:t>（网络部分）</w:t>
-      </w:r>
-    </w:p>
-    <w:p>
-      <w:pPr>
-        <w:rPr>
-          <w:rFonts w:hint="eastAsia"/>
-          <w:sz w:val="28"/>
-          <w:szCs w:val="28"/>
-        </w:rPr>
-      </w:pPr>
-      <w:r>
-        <w:rPr>
-          <w:rFonts w:hint="eastAsia"/>
-          <w:sz w:val="28"/>
-          <w:szCs w:val="28"/>
-        </w:rPr>
-        <w:t>│  │      ├─include</w:t>
-      </w:r>
-    </w:p>
-    <w:p>
-      <w:pPr>
-        <w:rPr>
-          <w:rFonts w:hint="eastAsia"/>
-          <w:sz w:val="28"/>
-          <w:szCs w:val="28"/>
-        </w:rPr>
-      </w:pPr>
-      <w:r>
-        <w:rPr>
-          <w:rFonts w:hint="eastAsia"/>
-          <w:sz w:val="28"/>
-          <w:szCs w:val="28"/>
-        </w:rPr>
-        <w:t>│  │      └─src</w:t>
-      </w:r>
-    </w:p>
-    <w:p>
-      <w:pPr>
-        <w:rPr>
-          <w:rFonts w:hint="eastAsia"/>
-          <w:sz w:val="28"/>
-          <w:szCs w:val="28"/>
-        </w:rPr>
-      </w:pPr>
-      <w:r>
-        <w:rPr>
-          <w:rFonts w:hint="eastAsia"/>
-          <w:sz w:val="28"/>
-          <w:szCs w:val="28"/>
-        </w:rPr>
-        <w:t>│  ├─include</w:t>
-      </w:r>
-      <w:r>
-        <w:rPr>
-          <w:rFonts w:hint="eastAsia"/>
-          <w:sz w:val="28"/>
-          <w:szCs w:val="28"/>
-        </w:rPr>
-        <w:t>（公共接口文件）</w:t>
-      </w:r>
-    </w:p>
-    <w:p>
-      <w:pPr>
-        <w:rPr>
-          <w:rFonts w:hint="eastAsia"/>
-          <w:sz w:val="28"/>
-          <w:szCs w:val="28"/>
-        </w:rPr>
-      </w:pPr>
-      <w:r>
-        <w:rPr>
-          <w:rFonts w:hint="eastAsia"/>
-          <w:sz w:val="28"/>
-          <w:szCs w:val="28"/>
-        </w:rPr>
-        <w:t>│  │  ├─business</w:t>
-      </w:r>
-    </w:p>
-    <w:p>
-      <w:pPr>
-        <w:rPr>
-          <w:rFonts w:hint="eastAsia"/>
-          <w:sz w:val="28"/>
-          <w:szCs w:val="28"/>
-        </w:rPr>
-      </w:pPr>
-      <w:r>
-        <w:rPr>
-          <w:rFonts w:hint="eastAsia"/>
-          <w:sz w:val="28"/>
-          <w:szCs w:val="28"/>
-        </w:rPr>
-        <w:t>│  │  ├─common</w:t>
-      </w:r>
-      <w:r>
-        <w:rPr>
-          <w:rFonts w:hint="eastAsia"/>
-          <w:sz w:val="28"/>
-          <w:szCs w:val="28"/>
-        </w:rPr>
-        <w:t>（存放公共数据，如结构体）</w:t>
-      </w:r>
-    </w:p>
-    <w:p>
-      <w:pPr>
-        <w:rPr>
-          <w:rFonts w:hint="eastAsia"/>
-          <w:sz w:val="28"/>
-          <w:szCs w:val="28"/>
-        </w:rPr>
-      </w:pPr>
-      <w:r>
-        <w:rPr>
-          <w:rFonts w:hint="eastAsia"/>
-          <w:sz w:val="28"/>
-          <w:szCs w:val="28"/>
-        </w:rPr>
-        <w:t>│  │  ├─mapper</w:t>
-      </w:r>
-    </w:p>
-    <w:p>
-      <w:pPr>
-        <w:rPr>
-          <w:rFonts w:hint="eastAsia"/>
-          <w:sz w:val="28"/>
-          <w:szCs w:val="28"/>
-        </w:rPr>
-      </w:pPr>
-      <w:r>
-        <w:rPr>
-          <w:rFonts w:hint="eastAsia"/>
-          <w:sz w:val="28"/>
-          <w:szCs w:val="28"/>
-        </w:rPr>
-        <w:t>│  │  └─service</w:t>
-      </w:r>
-    </w:p>
-    <w:p>
-      <w:pPr>
-        <w:rPr>
-          <w:rFonts w:hint="eastAsia"/>
-          <w:sz w:val="28"/>
-          <w:szCs w:val="28"/>
-        </w:rPr>
-      </w:pPr>
-      <w:r>
-        <w:rPr>
-          <w:rFonts w:hint="eastAsia"/>
-          <w:sz w:val="28"/>
-          <w:szCs w:val="28"/>
-        </w:rPr>
-        <w:t>│  ├─mapper</w:t>
-      </w:r>
-      <w:r>
-        <w:rPr>
-          <w:rFonts w:hint="eastAsia"/>
-          <w:sz w:val="28"/>
-          <w:szCs w:val="28"/>
-        </w:rPr>
-        <w:t>（数据映射层）</w:t>
-      </w:r>
-    </w:p>
-    <w:p>
-      <w:pPr>
-        <w:rPr>
-          <w:rFonts w:hint="eastAsia"/>
-          <w:sz w:val="28"/>
-          <w:szCs w:val="28"/>
-        </w:rPr>
-      </w:pPr>
-      <w:r>
-        <w:rPr>
-          <w:rFonts w:hint="eastAsia"/>
-          <w:sz w:val="28"/>
-          <w:szCs w:val="28"/>
-        </w:rPr>
-        <w:t>│  │  ├─include</w:t>
-      </w:r>
-    </w:p>
-    <w:p>
-      <w:pPr>
-        <w:rPr>
-          <w:rFonts w:hint="eastAsia"/>
-          <w:sz w:val="28"/>
-          <w:szCs w:val="28"/>
-        </w:rPr>
-      </w:pPr>
-      <w:r>
-        <w:rPr>
-          <w:rFonts w:hint="eastAsia"/>
-          <w:sz w:val="28"/>
-          <w:szCs w:val="28"/>
-        </w:rPr>
-        <w:t>│  │  └─src</w:t>
-      </w:r>
-    </w:p>
-    <w:p>
-      <w:pPr>
-        <w:rPr>
-          <w:rFonts w:hint="eastAsia"/>
-          <w:sz w:val="28"/>
-          <w:szCs w:val="28"/>
-        </w:rPr>
-      </w:pPr>
-      <w:r>
-        <w:rPr>
-          <w:rFonts w:hint="eastAsia"/>
-          <w:sz w:val="28"/>
-          <w:szCs w:val="28"/>
-        </w:rPr>
-        <w:lastRenderedPageBreak/>
-        <w:t>│  ├─service</w:t>
-      </w:r>
-      <w:r>
-        <w:rPr>
-          <w:rFonts w:hint="eastAsia"/>
-          <w:sz w:val="28"/>
-          <w:szCs w:val="28"/>
-        </w:rPr>
-        <w:t>（服务层）</w:t>
-      </w:r>
-    </w:p>
-    <w:p>
-      <w:pPr>
-        <w:rPr>
-          <w:rFonts w:hint="eastAsia"/>
-          <w:sz w:val="28"/>
-          <w:szCs w:val="28"/>
-        </w:rPr>
-      </w:pPr>
-      <w:r>
-        <w:rPr>
-          <w:rFonts w:hint="eastAsia"/>
-          <w:sz w:val="28"/>
-          <w:szCs w:val="28"/>
-        </w:rPr>
-        <w:t>│  │  ├─include</w:t>
-      </w:r>
-    </w:p>
-    <w:p>
-      <w:pPr>
-        <w:rPr>
-          <w:rFonts w:hint="eastAsia"/>
-          <w:sz w:val="28"/>
-          <w:szCs w:val="28"/>
-        </w:rPr>
-      </w:pPr>
-      <w:r>
-        <w:rPr>
-          <w:rFonts w:hint="eastAsia"/>
-          <w:sz w:val="28"/>
-          <w:szCs w:val="28"/>
-        </w:rPr>
-        <w:t>│  │  └─src</w:t>
-      </w:r>
-    </w:p>
-    <w:p>
-      <w:pPr>
-        <w:rPr>
-          <w:rFonts w:hint="eastAsia"/>
-          <w:sz w:val="28"/>
-          <w:szCs w:val="28"/>
-        </w:rPr>
-      </w:pPr>
-      <w:r>
-        <w:rPr>
-          <w:rFonts w:hint="eastAsia"/>
-          <w:sz w:val="28"/>
-          <w:szCs w:val="28"/>
-        </w:rPr>
-        <w:t>│  └─view</w:t>
-      </w:r>
-      <w:r>
-        <w:rPr>
-          <w:rFonts w:hint="eastAsia"/>
-          <w:sz w:val="28"/>
-          <w:szCs w:val="28"/>
-        </w:rPr>
-        <w:t>（表示层）</w:t>
-      </w:r>
-    </w:p>
-    <w:p>
-      <w:pPr>
-        <w:rPr>
-          <w:rFonts w:hint="eastAsia"/>
-          <w:sz w:val="28"/>
-          <w:szCs w:val="28"/>
-        </w:rPr>
-      </w:pPr>
-      <w:r>
-        <w:rPr>
-          <w:rFonts w:hint="eastAsia"/>
-          <w:sz w:val="28"/>
-          <w:szCs w:val="28"/>
-        </w:rPr>
-        <w:t>├─platform</w:t>
-      </w:r>
-      <w:r>
-        <w:rPr>
-          <w:rFonts w:hint="eastAsia"/>
-          <w:sz w:val="28"/>
-          <w:szCs w:val="28"/>
-        </w:rPr>
-        <w:t>（不同平台的程序入口点，mian）</w:t>
-      </w:r>
-    </w:p>
-    <w:p>
-      <w:pPr>
-        <w:rPr>
-          <w:rFonts w:hint="eastAsia"/>
-          <w:sz w:val="28"/>
-          <w:szCs w:val="28"/>
-        </w:rPr>
-      </w:pPr>
-      <w:r>
-        <w:rPr>
-          <w:rFonts w:hint="eastAsia"/>
-          <w:sz w:val="28"/>
-          <w:szCs w:val="28"/>
-        </w:rPr>
-        <w:t>│  ├─client</w:t>
-      </w:r>
-      <w:r>
-        <w:rPr>
-          <w:rFonts w:hint="eastAsia"/>
-          <w:sz w:val="28"/>
-          <w:szCs w:val="28"/>
-        </w:rPr>
-        <w:t>（客户端）</w:t>
-      </w:r>
-    </w:p>
-    <w:p>
-      <w:pPr>
-        <w:rPr>
-          <w:rFonts w:hint="eastAsia"/>
-          <w:sz w:val="28"/>
-          <w:szCs w:val="28"/>
-        </w:rPr>
-      </w:pPr>
-      <w:r>
-        <w:rPr>
-          <w:rFonts w:hint="eastAsia"/>
-          <w:sz w:val="28"/>
-          <w:szCs w:val="28"/>
-        </w:rPr>
-        <w:t>│  │  ├─Android</w:t>
-      </w:r>
-    </w:p>
-    <w:p>
-      <w:pPr>
-        <w:rPr>
-          <w:rFonts w:hint="eastAsia"/>
-          <w:sz w:val="28"/>
-          <w:szCs w:val="28"/>
-        </w:rPr>
-      </w:pPr>
-      <w:r>
-        <w:rPr>
-          <w:rFonts w:hint="eastAsia"/>
-          <w:sz w:val="28"/>
-          <w:szCs w:val="28"/>
-        </w:rPr>
-        <w:t>│  │  ├─IOS</w:t>
-      </w:r>
-    </w:p>
-    <w:p>
-      <w:pPr>
-        <w:rPr>
-          <w:rFonts w:hint="eastAsia"/>
-          <w:sz w:val="28"/>
-          <w:szCs w:val="28"/>
-        </w:rPr>
-      </w:pPr>
-      <w:r>
-        <w:rPr>
-          <w:rFonts w:hint="eastAsia"/>
-          <w:sz w:val="28"/>
-          <w:szCs w:val="28"/>
-        </w:rPr>
-        <w:t>│  │  └─Windows</w:t>
-      </w:r>
-    </w:p>
-    <w:p>
-      <w:pPr>
-        <w:rPr>
-          <w:rFonts w:hint="eastAsia"/>
-          <w:sz w:val="28"/>
-          <w:szCs w:val="28"/>
-        </w:rPr>
-      </w:pPr>
-      <w:r>
-        <w:rPr>
-          <w:rFonts w:hint="eastAsia"/>
-          <w:sz w:val="28"/>
-          <w:szCs w:val="28"/>
-        </w:rPr>
-        <w:t>│  └─server</w:t>
-      </w:r>
-      <w:r>
-        <w:rPr>
-          <w:rFonts w:hint="eastAsia"/>
-          <w:sz w:val="28"/>
-          <w:szCs w:val="28"/>
-        </w:rPr>
-        <w:t>（服务端）</w:t>
-      </w:r>
-    </w:p>
-    <w:p>
-      <w:pPr>
-        <w:rPr>
-          <w:rFonts w:hint="eastAsia"/>
-          <w:sz w:val="28"/>
-          <w:szCs w:val="28"/>
-        </w:rPr>
-      </w:pPr>
-      <w:r>
-        <w:rPr>
-          <w:rFonts w:hint="eastAsia"/>
-          <w:sz w:val="28"/>
-          <w:szCs w:val="28"/>
-        </w:rPr>
-        <w:t>├─static</w:t>
-      </w:r>
-      <w:r>
-        <w:rPr>
-          <w:rFonts w:hint="eastAsia"/>
-          <w:sz w:val="28"/>
-          <w:szCs w:val="28"/>
-        </w:rPr>
-        <w:t>（静态资源）</w:t>
-      </w:r>
-    </w:p>
-    <w:p>
-      <w:pPr>
-        <w:rPr>
-          <w:rFonts w:hint="eastAsia"/>
-          <w:sz w:val="28"/>
-          <w:szCs w:val="28"/>
-        </w:rPr>
-      </w:pPr>
-      <w:r>
-        <w:rPr>
-          <w:rFonts w:hint="eastAsia"/>
-          <w:sz w:val="28"/>
-          <w:szCs w:val="28"/>
-        </w:rPr>
-        <w:t>├─test</w:t>
-      </w:r>
-      <w:r>
-        <w:rPr>
-          <w:rFonts w:hint="eastAsia"/>
-          <w:sz w:val="28"/>
-          <w:szCs w:val="28"/>
-        </w:rPr>
-        <w:t>（测试用例）</w:t>
-      </w:r>
-    </w:p>
-    <w:p>
-      <w:pPr>
-        <w:rPr>
-          <w:rFonts w:hint="eastAsia"/>
-          <w:sz w:val="28"/>
-          <w:szCs w:val="28"/>
-        </w:rPr>
-      </w:pPr>
-      <w:r>
-        <w:rPr>
-          <w:rFonts w:hint="eastAsia"/>
-          <w:sz w:val="28"/>
-          <w:szCs w:val="28"/>
-        </w:rPr>
-        <w:t>└─vendor</w:t>
-      </w:r>
-      <w:r>
-        <w:rPr>
-          <w:rFonts w:hint="eastAsia"/>
-          <w:sz w:val="28"/>
-          <w:szCs w:val="28"/>
-        </w:rPr>
-        <w:t>（第三方库/依赖）</w:t>
-      </w:r>
-    </w:p>
-    <w:p>
-      <w:pPr>
-        <w:rPr>
-          <w:sz w:val="28"/>
-          <w:szCs w:val="28"/>
-        </w:rPr>
-      </w:pPr>
-    </w:p>
-    <w:p>
-      <w:pPr>
-        <w:rPr>
-          <w:sz w:val="28"/>
-          <w:szCs w:val="28"/>
-        </w:rPr>
-      </w:pPr>
-      <w:r>
-        <w:rPr>
-          <w:rFonts w:hint="eastAsia"/>
-          <w:sz w:val="28"/>
-          <w:szCs w:val="28"/>
-        </w:rPr>
-        <w:t>其他第三方库：gtest（单元测试和集成测试）、openssl、spdlog（日志库）</w:t>
+      <w:proofErr w:type="gramEnd"/>
+    </w:p>
+    <w:p>
+      <w:pPr>
+        <w:rPr>
+          <w:sz w:val="28"/>
+          <w:szCs w:val="28"/>
+        </w:rPr>
+      </w:pPr>
+    </w:p>
+    <w:p>
+      <w:pPr>
+        <w:rPr>
+          <w:rFonts w:hint="eastAsia"/>
+          <w:sz w:val="28"/>
+          <w:szCs w:val="28"/>
+        </w:rPr>
+      </w:pPr>
+    </w:p>
+    <w:p>
+      <w:pPr>
+        <w:rPr>
+          <w:rFonts w:hint="eastAsia"/>
+          <w:sz w:val="28"/>
+          <w:szCs w:val="28"/>
+        </w:rPr>
+      </w:pPr>
+      <w:proofErr w:type="gramStart"/>
+      <w:r>
+        <w:rPr>
+          <w:rFonts w:hint="eastAsia"/>
+          <w:sz w:val="28"/>
+          <w:szCs w:val="28"/>
+        </w:rPr>
+        <w:t>其他第三</w:t>
+      </w:r>
+      <w:proofErr w:type="gramEnd"/>
+      <w:r>
+        <w:rPr>
+          <w:rFonts w:hint="eastAsia"/>
+          <w:sz w:val="28"/>
+          <w:szCs w:val="28"/>
+        </w:rPr>
+        <w:t>方库：</w:t>
+      </w:r>
+      <w:proofErr w:type="spellStart"/>
+      <w:r>
+        <w:rPr>
+          <w:rFonts w:hint="eastAsia"/>
+          <w:sz w:val="28"/>
+          <w:szCs w:val="28"/>
+        </w:rPr>
+        <w:t>gtest</w:t>
+      </w:r>
+      <w:proofErr w:type="spellEnd"/>
+      <w:r>
+        <w:rPr>
+          <w:rFonts w:hint="eastAsia"/>
+          <w:sz w:val="28"/>
+          <w:szCs w:val="28"/>
+        </w:rPr>
+        <w:t>（单元测试和集成测试）、</w:t>
+      </w:r>
+      <w:proofErr w:type="spellStart"/>
+      <w:r>
+        <w:rPr>
+          <w:rFonts w:hint="eastAsia"/>
+          <w:sz w:val="28"/>
+          <w:szCs w:val="28"/>
+        </w:rPr>
+        <w:t>openssl</w:t>
+      </w:r>
+      <w:proofErr w:type="spellEnd"/>
+      <w:r>
+        <w:rPr>
+          <w:rFonts w:hint="eastAsia"/>
+          <w:sz w:val="28"/>
+          <w:szCs w:val="28"/>
+        </w:rPr>
+        <w:t>、</w:t>
+      </w:r>
+      <w:proofErr w:type="spellStart"/>
+      <w:r>
+        <w:rPr>
+          <w:rFonts w:hint="eastAsia"/>
+          <w:sz w:val="28"/>
+          <w:szCs w:val="28"/>
+        </w:rPr>
+        <w:t>spdlog</w:t>
+      </w:r>
+      <w:proofErr w:type="spellEnd"/>
+      <w:r>
+        <w:rPr>
+          <w:rFonts w:hint="eastAsia"/>
+          <w:sz w:val="28"/>
+          <w:szCs w:val="28"/>
+        </w:rPr>
+        <w:t>（日志库）</w:t>
       </w:r>
     </w:p>
     <w:p>
@@ -3501,6 +3467,95 @@
     </w:lvl>
   </w:abstractNum>
   <w:abstractNum w:abstractNumId="4" w15:restartNumberingAfterBreak="0">
+    <w:nsid w:val="2F702316"/>
+    <w:multiLevelType w:val="hybridMultilevel"/>
+    <w:tmpl w:val="FE489FE2"/>
+    <w:lvl w:ilvl="0" w:tplc="1CEA8FAA">
+      <w:start w:val="1"/>
+      <w:numFmt w:val="decimal"/>
+      <w:lvlText w:val="（%1）"/>
+      <w:lvlJc w:val="left"/>
+      <w:pPr>
+        <w:ind w:left="1080" w:hanging="1080"/>
+      </w:pPr>
+      <w:rPr>
+        <w:rFonts w:hint="default"/>
+      </w:rPr>
+    </w:lvl>
+    <w:lvl w:ilvl="1" w:tplc="04090019" w:tentative="1">
+      <w:start w:val="1"/>
+      <w:numFmt w:val="lowerLetter"/>
+      <w:lvlText w:val="%2)"/>
+      <w:lvlJc w:val="left"/>
+      <w:pPr>
+        <w:ind w:left="880" w:hanging="440"/>
+      </w:pPr>
+    </w:lvl>
+    <w:lvl w:ilvl="2" w:tplc="0409001B" w:tentative="1">
+      <w:start w:val="1"/>
+      <w:numFmt w:val="lowerRoman"/>
+      <w:lvlText w:val="%3."/>
+      <w:lvlJc w:val="right"/>
+      <w:pPr>
+        <w:ind w:left="1320" w:hanging="440"/>
+      </w:pPr>
+    </w:lvl>
+    <w:lvl w:ilvl="3" w:tplc="0409000F" w:tentative="1">
+      <w:start w:val="1"/>
+      <w:numFmt w:val="decimal"/>
+      <w:lvlText w:val="%4."/>
+      <w:lvlJc w:val="left"/>
+      <w:pPr>
+        <w:ind w:left="1760" w:hanging="440"/>
+      </w:pPr>
+    </w:lvl>
+    <w:lvl w:ilvl="4" w:tplc="04090019" w:tentative="1">
+      <w:start w:val="1"/>
+      <w:numFmt w:val="lowerLetter"/>
+      <w:lvlText w:val="%5)"/>
+      <w:lvlJc w:val="left"/>
+      <w:pPr>
+        <w:ind w:left="2200" w:hanging="440"/>
+      </w:pPr>
+    </w:lvl>
+    <w:lvl w:ilvl="5" w:tplc="0409001B" w:tentative="1">
+      <w:start w:val="1"/>
+      <w:numFmt w:val="lowerRoman"/>
+      <w:lvlText w:val="%6."/>
+      <w:lvlJc w:val="right"/>
+      <w:pPr>
+        <w:ind w:left="2640" w:hanging="440"/>
+      </w:pPr>
+    </w:lvl>
+    <w:lvl w:ilvl="6" w:tplc="0409000F" w:tentative="1">
+      <w:start w:val="1"/>
+      <w:numFmt w:val="decimal"/>
+      <w:lvlText w:val="%7."/>
+      <w:lvlJc w:val="left"/>
+      <w:pPr>
+        <w:ind w:left="3080" w:hanging="440"/>
+      </w:pPr>
+    </w:lvl>
+    <w:lvl w:ilvl="7" w:tplc="04090019" w:tentative="1">
+      <w:start w:val="1"/>
+      <w:numFmt w:val="lowerLetter"/>
+      <w:lvlText w:val="%8)"/>
+      <w:lvlJc w:val="left"/>
+      <w:pPr>
+        <w:ind w:left="3520" w:hanging="440"/>
+      </w:pPr>
+    </w:lvl>
+    <w:lvl w:ilvl="8" w:tplc="0409001B" w:tentative="1">
+      <w:start w:val="1"/>
+      <w:numFmt w:val="lowerRoman"/>
+      <w:lvlText w:val="%9."/>
+      <w:lvlJc w:val="right"/>
+      <w:pPr>
+        <w:ind w:left="3960" w:hanging="440"/>
+      </w:pPr>
+    </w:lvl>
+  </w:abstractNum>
+  <w:abstractNum w:abstractNumId="5" w15:restartNumberingAfterBreak="0">
     <w:nsid w:val="31D14C0C"/>
     <w:multiLevelType w:val="hybridMultilevel"/>
     <w:tmpl w:val="0F1CFBD6"/>
@@ -3589,7 +3644,7 @@
       </w:pPr>
     </w:lvl>
   </w:abstractNum>
-  <w:abstractNum w:abstractNumId="5" w15:restartNumberingAfterBreak="0">
+  <w:abstractNum w:abstractNumId="6" w15:restartNumberingAfterBreak="0">
     <w:nsid w:val="4F803387"/>
     <w:multiLevelType w:val="hybridMultilevel"/>
     <w:tmpl w:val="53A8B104"/>
@@ -3679,10 +3734,10 @@
     </w:lvl>
   </w:abstractNum>
   <w:num w:numId="1" w16cid:durableId="1051149266">
-    <w:abstractNumId w:val="4"/>
+    <w:abstractNumId w:val="5"/>
   </w:num>
   <w:num w:numId="2" w16cid:durableId="1485973787">
-    <w:abstractNumId w:val="5"/>
+    <w:abstractNumId w:val="6"/>
   </w:num>
   <w:num w:numId="3" w16cid:durableId="424573835">
     <w:abstractNumId w:val="2"/>
@@ -3695,6 +3750,9 @@
   </w:num>
   <w:num w:numId="6" w16cid:durableId="1590238155">
     <w:abstractNumId w:val="3"/>
+  </w:num>
+  <w:num w:numId="7" w16cid:durableId="1303926059">
+    <w:abstractNumId w:val="4"/>
   </w:num>
 </w:numbering>
 </file>
@@ -4306,7 +4364,6 @@
   <w:style w:type="character" w:default="1" w:styleId="a0">
     <w:name w:val="Default Paragraph Font"/>
     <w:uiPriority w:val="1"/>
-    <w:semiHidden/>
     <w:unhideWhenUsed/>
   </w:style>
   <w:style w:type="table" w:default="1" w:styleId="a1">

--- a/docs/项目计划书.docx
+++ b/docs/项目计划书.docx
@@ -287,31 +287,7 @@
           <w:szCs w:val="32"/>
           <w:u w:val="single"/>
         </w:rPr>
-        <w:t>吴</w:t>
-      </w:r>
-      <w:proofErr w:type="gramStart"/>
-      <w:r>
-        <w:rPr>
-          <w:rFonts w:hint="eastAsia"/>
-          <w:b/>
-          <w:bCs/>
-          <w:sz w:val="32"/>
-          <w:szCs w:val="32"/>
-          <w:u w:val="single"/>
-        </w:rPr>
-        <w:t>圹</w:t>
-      </w:r>
-      <w:proofErr w:type="gramEnd"/>
-      <w:r>
-        <w:rPr>
-          <w:rFonts w:hint="eastAsia"/>
-          <w:b/>
-          <w:bCs/>
-          <w:sz w:val="32"/>
-          <w:szCs w:val="32"/>
-          <w:u w:val="single"/>
-        </w:rPr>
-        <w:t>钛</w:t>
+        <w:t>吴圹钛</w:t>
       </w:r>
       <w:r>
         <w:rPr>
@@ -1313,6 +1289,7 @@
           <w:numId w:val="3"/>
         </w:numPr>
         <w:rPr>
+          <w:rFonts w:hint="eastAsia"/>
           <w:sz w:val="28"/>
           <w:szCs w:val="28"/>
         </w:rPr>
@@ -1470,6 +1447,7 @@
           <w:numId w:val="3"/>
         </w:numPr>
         <w:rPr>
+          <w:rFonts w:hint="eastAsia"/>
           <w:sz w:val="28"/>
           <w:szCs w:val="28"/>
         </w:rPr>
@@ -1494,6 +1472,7 @@
     <w:p>
       <w:pPr>
         <w:rPr>
+          <w:rFonts w:hint="eastAsia"/>
           <w:sz w:val="28"/>
           <w:szCs w:val="28"/>
         </w:rPr>
@@ -1526,6 +1505,7 @@
     <w:p>
       <w:pPr>
         <w:rPr>
+          <w:rFonts w:hint="eastAsia"/>
           <w:sz w:val="28"/>
           <w:szCs w:val="28"/>
         </w:rPr>
@@ -1691,25 +1671,7 @@
           <w:sz w:val="28"/>
           <w:szCs w:val="28"/>
         </w:rPr>
-        <w:t>吴</w:t>
-      </w:r>
-      <w:proofErr w:type="gramStart"/>
-      <w:r>
-        <w:rPr>
-          <w:rFonts w:hint="eastAsia"/>
-          <w:sz w:val="28"/>
-          <w:szCs w:val="28"/>
-        </w:rPr>
-        <w:t>圹</w:t>
-      </w:r>
-      <w:proofErr w:type="gramEnd"/>
-      <w:r>
-        <w:rPr>
-          <w:rFonts w:hint="eastAsia"/>
-          <w:sz w:val="28"/>
-          <w:szCs w:val="28"/>
-        </w:rPr>
-        <w:t>钛：</w:t>
+        <w:t>吴圹钛：</w:t>
       </w:r>
       <w:r>
         <w:rPr>
@@ -1723,6 +1685,7 @@
     <w:p>
       <w:pPr>
         <w:rPr>
+          <w:rFonts w:hint="eastAsia"/>
           <w:sz w:val="28"/>
           <w:szCs w:val="28"/>
         </w:rPr>
@@ -1735,91 +1698,6 @@
         </w:rPr>
         <w:t>梁兴邦：表现层</w:t>
       </w:r>
-    </w:p>
-    <w:p>
-      <w:pPr>
-        <w:pStyle w:val="a9"/>
-        <w:numPr>
-          <w:ilvl w:val="0"/>
-          <w:numId w:val="3"/>
-        </w:numPr>
-        <w:rPr>
-          <w:rFonts w:hint="eastAsia"/>
-          <w:sz w:val="28"/>
-          <w:szCs w:val="28"/>
-        </w:rPr>
-      </w:pPr>
-      <w:r>
-        <w:rPr>
-          <w:rFonts w:hint="eastAsia"/>
-          <w:sz w:val="28"/>
-          <w:szCs w:val="28"/>
-        </w:rPr>
-        <w:t>项目框架和数据流</w:t>
-      </w:r>
-    </w:p>
-    <w:p>
-      <w:pPr>
-        <w:rPr>
-          <w:sz w:val="28"/>
-          <w:szCs w:val="28"/>
-        </w:rPr>
-      </w:pPr>
-      <w:r>
-        <w:rPr>
-          <w:rFonts w:hint="eastAsia"/>
-        </w:rPr>
-        <w:object w:dxaOrig="1486" w:dyaOrig="1009" w14:anchorId="0774F3A3">
-          <v:shapetype id="_x0000_t75" coordsize="21600,21600" o:spt="75" o:preferrelative="t" path="m@4@5l@4@11@9@11@9@5xe" filled="f" stroked="f">
-            <v:stroke joinstyle="miter"/>
-            <v:formulas>
-              <v:f eqn="if lineDrawn pixelLineWidth 0"/>
-              <v:f eqn="sum @0 1 0"/>
-              <v:f eqn="sum 0 0 @1"/>
-              <v:f eqn="prod @2 1 2"/>
-              <v:f eqn="prod @3 21600 pixelWidth"/>
-              <v:f eqn="prod @3 21600 pixelHeight"/>
-              <v:f eqn="sum @0 0 1"/>
-              <v:f eqn="prod @6 1 2"/>
-              <v:f eqn="prod @7 21600 pixelWidth"/>
-              <v:f eqn="sum @8 21600 0"/>
-              <v:f eqn="prod @7 21600 pixelHeight"/>
-              <v:f eqn="sum @10 21600 0"/>
-            </v:formulas>
-            <v:path o:extrusionok="f" gradientshapeok="t" o:connecttype="rect"/>
-            <o:lock v:ext="edit" aspectratio="t"/>
-          </v:shapetype>
-          <v:shape id="_x0000_i1030" type="#_x0000_t75" style="width:74.2pt;height:50.4pt" o:ole="">
-            <v:imagedata r:id="rId5" o:title=""/>
-          </v:shape>
-          <o:OLEObject Type="Embed" ProgID="Package" ShapeID="_x0000_i1030" DrawAspect="Icon" ObjectID="_1840912639" r:id="rId6"/>
-        </w:object>
-      </w:r>
-      <w:r>
-        <w:rPr>
-          <w:rFonts w:hint="eastAsia"/>
-        </w:rPr>
-        <w:t xml:space="preserve"> </w:t>
-      </w:r>
-      <w:r>
-        <w:rPr>
-          <w:rFonts w:hint="eastAsia"/>
-        </w:rPr>
-        <w:object w:dxaOrig="1486" w:dyaOrig="1009" w14:anchorId="13EFBF9C">
-          <v:shape id="_x0000_i1025" type="#_x0000_t75" style="width:74.2pt;height:50.4pt" o:ole="">
-            <v:imagedata r:id="rId7" o:title=""/>
-          </v:shape>
-          <o:OLEObject Type="Embed" ProgID="Package" ShapeID="_x0000_i1025" DrawAspect="Icon" ObjectID="_1840912640" r:id="rId8"/>
-        </w:object>
-      </w:r>
-    </w:p>
-    <w:p>
-      <w:pPr>
-        <w:rPr>
-          <w:sz w:val="28"/>
-          <w:szCs w:val="28"/>
-        </w:rPr>
-      </w:pPr>
     </w:p>
     <w:p>
       <w:pPr>
@@ -1849,7 +1727,6 @@
           <w:sz w:val="32"/>
           <w:szCs w:val="32"/>
         </w:rPr>
-        <w:lastRenderedPageBreak/>
         <w:t>分层设计</w:t>
       </w:r>
     </w:p>
@@ -2006,6 +1883,7 @@
           <w:sz w:val="28"/>
           <w:szCs w:val="28"/>
         </w:rPr>
+        <w:lastRenderedPageBreak/>
         <w:t>（2）</w:t>
       </w:r>
       <w:r>
@@ -2348,66 +2226,66 @@
           <w:sz w:val="28"/>
           <w:szCs w:val="28"/>
         </w:rPr>
+        <w:t>引擎</w:t>
+      </w:r>
+      <w:r>
+        <w:rPr>
+          <w:rFonts w:hint="eastAsia"/>
+          <w:sz w:val="28"/>
+          <w:szCs w:val="28"/>
+        </w:rPr>
+        <w:t>层</w:t>
+      </w:r>
+    </w:p>
+    <w:p>
+      <w:pPr>
+        <w:rPr>
+          <w:rFonts w:hint="eastAsia"/>
+          <w:sz w:val="28"/>
+          <w:szCs w:val="28"/>
+        </w:rPr>
+      </w:pPr>
+      <w:r>
+        <w:rPr>
+          <w:rFonts w:hint="eastAsia"/>
+          <w:sz w:val="28"/>
+          <w:szCs w:val="28"/>
+        </w:rPr>
+        <w:t>开发语言：C/C++</w:t>
+      </w:r>
+    </w:p>
+    <w:p>
+      <w:pPr>
+        <w:rPr>
+          <w:rFonts w:hint="eastAsia"/>
+          <w:sz w:val="28"/>
+          <w:szCs w:val="28"/>
+        </w:rPr>
+      </w:pPr>
+      <w:r>
+        <w:rPr>
+          <w:rFonts w:hint="eastAsia"/>
+          <w:sz w:val="28"/>
+          <w:szCs w:val="28"/>
+        </w:rPr>
+        <w:t>解码部分（核心功能，周炎杰）</w:t>
+      </w:r>
+    </w:p>
+    <w:p>
+      <w:pPr>
+        <w:rPr>
+          <w:rFonts w:hint="eastAsia"/>
+          <w:sz w:val="28"/>
+          <w:szCs w:val="28"/>
+        </w:rPr>
+      </w:pPr>
+      <w:r>
+        <w:rPr>
+          <w:rFonts w:hint="eastAsia"/>
+          <w:sz w:val="28"/>
+          <w:szCs w:val="28"/>
+        </w:rPr>
         <w:lastRenderedPageBreak/>
-        <w:t>引擎</w:t>
-      </w:r>
-      <w:r>
-        <w:rPr>
-          <w:rFonts w:hint="eastAsia"/>
-          <w:sz w:val="28"/>
-          <w:szCs w:val="28"/>
-        </w:rPr>
-        <w:t>层</w:t>
-      </w:r>
-    </w:p>
-    <w:p>
-      <w:pPr>
-        <w:rPr>
-          <w:rFonts w:hint="eastAsia"/>
-          <w:sz w:val="28"/>
-          <w:szCs w:val="28"/>
-        </w:rPr>
-      </w:pPr>
-      <w:r>
-        <w:rPr>
-          <w:rFonts w:hint="eastAsia"/>
-          <w:sz w:val="28"/>
-          <w:szCs w:val="28"/>
-        </w:rPr>
-        <w:t>开发语言：C/C++</w:t>
-      </w:r>
-    </w:p>
-    <w:p>
-      <w:pPr>
-        <w:rPr>
-          <w:rFonts w:hint="eastAsia"/>
-          <w:sz w:val="28"/>
-          <w:szCs w:val="28"/>
-        </w:rPr>
-      </w:pPr>
-      <w:r>
-        <w:rPr>
-          <w:rFonts w:hint="eastAsia"/>
-          <w:sz w:val="28"/>
-          <w:szCs w:val="28"/>
-        </w:rPr>
-        <w:t>解码部分（核心功能，周炎杰）</w:t>
-      </w:r>
-    </w:p>
-    <w:p>
-      <w:pPr>
-        <w:rPr>
-          <w:rFonts w:hint="eastAsia"/>
-          <w:sz w:val="28"/>
-          <w:szCs w:val="28"/>
-        </w:rPr>
-      </w:pPr>
-      <w:r>
-        <w:rPr>
-          <w:rFonts w:hint="eastAsia"/>
-          <w:sz w:val="28"/>
-          <w:szCs w:val="28"/>
-        </w:rPr>
         <w:t>第三方库：</w:t>
       </w:r>
       <w:proofErr w:type="spellStart"/>
@@ -2484,6 +2362,7 @@
     <w:p>
       <w:pPr>
         <w:rPr>
+          <w:rFonts w:hint="eastAsia"/>
           <w:sz w:val="28"/>
           <w:szCs w:val="28"/>
         </w:rPr>
@@ -2530,6 +2409,7 @@
           <w:numId w:val="4"/>
         </w:numPr>
         <w:rPr>
+          <w:rFonts w:hint="eastAsia"/>
           <w:sz w:val="28"/>
           <w:szCs w:val="28"/>
         </w:rPr>
@@ -2579,33 +2459,7 @@
           <w:sz w:val="28"/>
           <w:szCs w:val="28"/>
         </w:rPr>
-        <w:t>网络模块</w:t>
-      </w:r>
-      <w:r>
-        <w:rPr>
-          <w:rFonts w:hint="eastAsia"/>
-          <w:sz w:val="28"/>
-          <w:szCs w:val="28"/>
-        </w:rPr>
-        <w:t>（吴</w:t>
-      </w:r>
-      <w:proofErr w:type="gramStart"/>
-      <w:r>
-        <w:rPr>
-          <w:rFonts w:hint="eastAsia"/>
-          <w:sz w:val="28"/>
-          <w:szCs w:val="28"/>
-        </w:rPr>
-        <w:t>圹</w:t>
-      </w:r>
-      <w:proofErr w:type="gramEnd"/>
-      <w:r>
-        <w:rPr>
-          <w:rFonts w:hint="eastAsia"/>
-          <w:sz w:val="28"/>
-          <w:szCs w:val="28"/>
-        </w:rPr>
-        <w:t>钛）</w:t>
+        <w:t>网络模块（吴圹钛）</w:t>
       </w:r>
     </w:p>
     <w:p>
@@ -2637,6 +2491,7 @@
     <w:p>
       <w:pPr>
         <w:rPr>
+          <w:rFonts w:hint="eastAsia"/>
           <w:sz w:val="28"/>
           <w:szCs w:val="28"/>
         </w:rPr>
@@ -2658,33 +2513,18 @@
           <w:numId w:val="7"/>
         </w:numPr>
         <w:rPr>
-          <w:sz w:val="28"/>
-          <w:szCs w:val="28"/>
-        </w:rPr>
-      </w:pPr>
-      <w:r>
-        <w:rPr>
-          <w:rFonts w:hint="eastAsia"/>
-          <w:sz w:val="28"/>
-          <w:szCs w:val="28"/>
-        </w:rPr>
-        <w:t>音视频同步模块（</w:t>
-      </w:r>
-      <w:r>
-        <w:rPr>
-          <w:rFonts w:hint="eastAsia"/>
-          <w:sz w:val="28"/>
-          <w:szCs w:val="28"/>
-        </w:rPr>
-        <w:t>邓志鸿</w:t>
-      </w:r>
-      <w:r>
-        <w:rPr>
-          <w:rFonts w:hint="eastAsia"/>
-          <w:sz w:val="28"/>
-          <w:szCs w:val="28"/>
-        </w:rPr>
-        <w:t>）</w:t>
+          <w:rFonts w:hint="eastAsia"/>
+          <w:sz w:val="28"/>
+          <w:szCs w:val="28"/>
+        </w:rPr>
+      </w:pPr>
+      <w:r>
+        <w:rPr>
+          <w:rFonts w:hint="eastAsia"/>
+          <w:sz w:val="28"/>
+          <w:szCs w:val="28"/>
+        </w:rPr>
+        <w:t>音视频同步模块（邓志鸿）</w:t>
       </w:r>
     </w:p>
     <w:p>
@@ -2717,25 +2557,18 @@
     <w:p>
       <w:pPr>
         <w:rPr>
-          <w:sz w:val="28"/>
-          <w:szCs w:val="28"/>
-        </w:rPr>
-      </w:pPr>
-      <w:r>
-        <w:rPr>
-          <w:rFonts w:hint="eastAsia"/>
-          <w:sz w:val="28"/>
-          <w:szCs w:val="28"/>
-        </w:rPr>
-        <w:t>主要内容：负责</w:t>
-      </w:r>
-      <w:r>
-        <w:rPr>
-          <w:rFonts w:hint="eastAsia"/>
-          <w:sz w:val="28"/>
-          <w:szCs w:val="28"/>
-        </w:rPr>
-        <w:t>音视频的同步和流程控制，并将最终的音视频结果句柄传递给上层</w:t>
+          <w:rFonts w:hint="eastAsia"/>
+          <w:sz w:val="28"/>
+          <w:szCs w:val="28"/>
+        </w:rPr>
+      </w:pPr>
+      <w:r>
+        <w:rPr>
+          <w:rFonts w:hint="eastAsia"/>
+          <w:sz w:val="28"/>
+          <w:szCs w:val="28"/>
+        </w:rPr>
+        <w:t>主要内容：负责音视频的同步和流程控制，并将最终的音视频结果句柄传递给上层</w:t>
       </w:r>
     </w:p>
     <w:p>
@@ -2766,57 +2599,57 @@
           <w:sz w:val="28"/>
           <w:szCs w:val="28"/>
         </w:rPr>
+        <w:t>服务层</w:t>
+      </w:r>
+      <w:r>
+        <w:rPr>
+          <w:rFonts w:hint="eastAsia"/>
+          <w:sz w:val="28"/>
+          <w:szCs w:val="28"/>
+        </w:rPr>
+        <w:t>（邓志鸿）</w:t>
+      </w:r>
+    </w:p>
+    <w:p>
+      <w:pPr>
+        <w:rPr>
+          <w:rFonts w:hint="eastAsia"/>
+          <w:sz w:val="28"/>
+          <w:szCs w:val="28"/>
+        </w:rPr>
+      </w:pPr>
+      <w:r>
+        <w:rPr>
+          <w:rFonts w:hint="eastAsia"/>
+          <w:sz w:val="28"/>
+          <w:szCs w:val="28"/>
+        </w:rPr>
+        <w:t>开发语言：C/C++</w:t>
+      </w:r>
+    </w:p>
+    <w:p>
+      <w:pPr>
+        <w:rPr>
+          <w:rFonts w:hint="eastAsia"/>
+          <w:sz w:val="28"/>
+          <w:szCs w:val="28"/>
+        </w:rPr>
+      </w:pPr>
+      <w:r>
+        <w:rPr>
+          <w:rFonts w:hint="eastAsia"/>
+          <w:sz w:val="28"/>
+          <w:szCs w:val="28"/>
+        </w:rPr>
+        <w:t>主要内容：负责将基础功能组合，并对外提供统一的API接口（对</w:t>
+      </w:r>
+      <w:r>
+        <w:rPr>
+          <w:rFonts w:hint="eastAsia"/>
+          <w:sz w:val="28"/>
+          <w:szCs w:val="28"/>
+        </w:rPr>
         <w:lastRenderedPageBreak/>
-        <w:t>服务层</w:t>
-      </w:r>
-      <w:r>
-        <w:rPr>
-          <w:rFonts w:hint="eastAsia"/>
-          <w:sz w:val="28"/>
-          <w:szCs w:val="28"/>
-        </w:rPr>
-        <w:t>（邓志鸿）</w:t>
-      </w:r>
-    </w:p>
-    <w:p>
-      <w:pPr>
-        <w:rPr>
-          <w:rFonts w:hint="eastAsia"/>
-          <w:sz w:val="28"/>
-          <w:szCs w:val="28"/>
-        </w:rPr>
-      </w:pPr>
-      <w:r>
-        <w:rPr>
-          <w:rFonts w:hint="eastAsia"/>
-          <w:sz w:val="28"/>
-          <w:szCs w:val="28"/>
-        </w:rPr>
-        <w:t>开发语言：C/C++</w:t>
-      </w:r>
-    </w:p>
-    <w:p>
-      <w:pPr>
-        <w:rPr>
-          <w:rFonts w:hint="eastAsia"/>
-          <w:sz w:val="28"/>
-          <w:szCs w:val="28"/>
-        </w:rPr>
-      </w:pPr>
-      <w:r>
-        <w:rPr>
-          <w:rFonts w:hint="eastAsia"/>
-          <w:sz w:val="28"/>
-          <w:szCs w:val="28"/>
-        </w:rPr>
-        <w:t>主要内容：负责将基础功能组合，并对外提供统一的API接口（对</w:t>
-      </w:r>
-      <w:r>
-        <w:rPr>
-          <w:rFonts w:hint="eastAsia"/>
-          <w:sz w:val="28"/>
-          <w:szCs w:val="28"/>
-        </w:rPr>
         <w:t>于</w:t>
       </w:r>
       <w:r>
@@ -2972,7 +2805,6 @@
           <w:szCs w:val="28"/>
         </w:rPr>
       </w:pPr>
-      <w:proofErr w:type="gramStart"/>
       <w:r>
         <w:rPr>
           <w:rFonts w:hint="eastAsia"/>
@@ -2989,50 +2821,40 @@
         </w:rPr>
         <w:t>..</w:t>
       </w:r>
-      <w:proofErr w:type="gramEnd"/>
-    </w:p>
-    <w:p>
-      <w:pPr>
-        <w:rPr>
-          <w:sz w:val="28"/>
-          <w:szCs w:val="28"/>
-        </w:rPr>
-      </w:pPr>
-    </w:p>
-    <w:p>
-      <w:pPr>
-        <w:rPr>
-          <w:rFonts w:hint="eastAsia"/>
-          <w:sz w:val="28"/>
-          <w:szCs w:val="28"/>
-        </w:rPr>
-      </w:pPr>
-    </w:p>
-    <w:p>
-      <w:pPr>
-        <w:rPr>
-          <w:rFonts w:hint="eastAsia"/>
-          <w:sz w:val="28"/>
-          <w:szCs w:val="28"/>
-        </w:rPr>
-      </w:pPr>
-      <w:proofErr w:type="gramStart"/>
-      <w:r>
-        <w:rPr>
-          <w:rFonts w:hint="eastAsia"/>
-          <w:sz w:val="28"/>
-          <w:szCs w:val="28"/>
-        </w:rPr>
-        <w:t>其他第三</w:t>
-      </w:r>
-      <w:proofErr w:type="gramEnd"/>
-      <w:r>
-        <w:rPr>
-          <w:rFonts w:hint="eastAsia"/>
-          <w:sz w:val="28"/>
-          <w:szCs w:val="28"/>
-        </w:rPr>
-        <w:t>方库：</w:t>
+    </w:p>
+    <w:p>
+      <w:pPr>
+        <w:rPr>
+          <w:rFonts w:hint="eastAsia"/>
+          <w:sz w:val="28"/>
+          <w:szCs w:val="28"/>
+        </w:rPr>
+      </w:pPr>
+    </w:p>
+    <w:p>
+      <w:pPr>
+        <w:rPr>
+          <w:rFonts w:hint="eastAsia"/>
+          <w:sz w:val="28"/>
+          <w:szCs w:val="28"/>
+        </w:rPr>
+      </w:pPr>
+    </w:p>
+    <w:p>
+      <w:pPr>
+        <w:rPr>
+          <w:rFonts w:hint="eastAsia"/>
+          <w:sz w:val="28"/>
+          <w:szCs w:val="28"/>
+        </w:rPr>
+      </w:pPr>
+      <w:r>
+        <w:rPr>
+          <w:rFonts w:hint="eastAsia"/>
+          <w:sz w:val="28"/>
+          <w:szCs w:val="28"/>
+        </w:rPr>
+        <w:t>其他第三方库：</w:t>
       </w:r>
       <w:proofErr w:type="spellStart"/>
       <w:r>
@@ -4364,6 +4186,7 @@
   <w:style w:type="character" w:default="1" w:styleId="a0">
     <w:name w:val="Default Paragraph Font"/>
     <w:uiPriority w:val="1"/>
+    <w:semiHidden/>
     <w:unhideWhenUsed/>
   </w:style>
   <w:style w:type="table" w:default="1" w:styleId="a1">
